--- a/rajasthan-nurse-50/Test_30_Full_Test_Ordered.docx
+++ b/rajasthan-nurse-50/Test_30_Full_Test_Ordered.docx
@@ -34,7 +34,7 @@
     </w:p>
     <w:p>
       <w:r>
-        <w:t>Solution: WHO's 5 moments guide hand hygiene.</w:t>
+        <w:t>Solution: ✅ Correct Answer: A. Before and after patient contact, and after body fluid exposure | 🧠 Clinical Rationale: WHO's 5 moments guide hand hygiene. | ❌ Why Not Others? | B — When dirty only: not the appropriate nursing action here | C — Diet: INH depletes B6; supplement to prevent neuropathy. | D — Climate: NMSA promotes sustainable agriculture. | ⚠️ Exam Trap: Read the exact question — the correct fact and its look-alike options are easy to interchange. | 💎 PNC Pearl: Before and after patient contact, and after body fluid exposure → WHO's 5 moments guide hand hygiene</w:t>
       </w:r>
     </w:p>
     <w:p>
@@ -79,7 +79,7 @@
     </w:p>
     <w:p>
       <w:r>
-        <w:t>Solution: GBS and E. coli cause most neonatal meningitis; treat promptly to prevent sequelae.</w:t>
+        <w:t>Solution: ✅ Correct Answer: A. Group B streptococcus and E. coli | 🧠 Clinical Rationale: GBS and E. coli cause most neonatal meningitis; treat promptly to prevent sequelae. | ❌ Why Not Others? | B — Meningococcus: not the appropriate nursing action here | C — Haemophilus: Hib causes meningitis and pneumonia in children. | D — Pneumococcus: not the appropriate nursing action here | ⚠️ Exam Trap: Read the exact question — the correct fact and its look-alike options are easy to interchange. | 💎 PNC Pearl: Group B streptococcus and E. coli → GBS and E. coli cause most neonatal meningitis; treat promptly to prevent sequelae</w:t>
       </w:r>
     </w:p>
     <w:p>
@@ -124,7 +124,7 @@
     </w:p>
     <w:p>
       <w:r>
-        <w:t>Solution: Antenatal education and support reduce anxiety.</w:t>
+        <w:t>Solution: ✅ Correct Answer: A. Concerns about labour, baby, and finances | 🧠 Clinical Rationale: Antenatal education and support reduce anxiety. | ❌ Why Not Others? | B — Disease always: not the appropriate nursing action here | C — Diet: INH depletes B6; supplement to prevent neuropathy. | D — Exercise: Calcium, vitamin D, and fall prevention maintain bone health. | ⚠️ Exam Trap: Read the exact question — the correct fact and its look-alike options are easy to interchange. | 💎 PNC Pearl: Concerns about labour, baby, and finances → Antenatal education and support reduce anxiety</w:t>
       </w:r>
     </w:p>
     <w:p>
@@ -169,7 +169,7 @@
     </w:p>
     <w:p>
       <w:r>
-        <w:t>Solution: The three-delays framework guides interventions.</w:t>
+        <w:t>Solution: ✅ Correct Answer: A. Decision-making, transport, and affordability | 🧠 Clinical Rationale: The three-delays framework guides interventions. | ❌ Why Not Others? | B — Genetics: Diet and heredity drive LDL; statins and lifestyle lower it. | C — Climate: NMSA promotes sustainable agriculture. | D — Diet: INH depletes B6; supplement to prevent neuropathy. | ⚠️ Exam Trap: Read the exact question — the correct fact and its look-alike options are easy to interchange. | 💎 PNC Pearl: Decision-making, transport, and affordability → The three-delays framework guides interventions</w:t>
       </w:r>
     </w:p>
     <w:p>
@@ -214,7 +214,7 @@
     </w:p>
     <w:p>
       <w:r>
-        <w:t>Solution: The social smile appears at 6-8 weeks in response to the mother's face and voice.</w:t>
+        <w:t>Solution: ✅ Correct Answer: A. 6 weeks | 🧠 Clinical Rationale: The social smile appears at 6-8 weeks in response to the mother's face and voice. | ❌ Why Not Others? | B — 1 month: Acute stress disorder becomes PTSD if symptoms persist beyond 4 weeks. | C — 3 months: DMPA is administered every 3 months (13 weeks). | D — 6 months: Exclusive breastfeeding for the first 6 months is WHO-recommended. | ⚠️ Exam Trap: Read the exact question — the correct fact and its look-alike options are easy to interchange. | 💎 PNC Pearl: 6 weeks → The social smile appears at 6-8 weeks in response to the mother's face and voice</w:t>
       </w:r>
     </w:p>
     <w:p>
@@ -259,7 +259,7 @@
     </w:p>
     <w:p>
       <w:r>
-        <w:t>Solution: Sterile technique prevents respiratory infection.</w:t>
+        <w:t>Solution: ✅ Correct Answer: A. Tracheostomy or endotracheal tube | 🧠 Clinical Rationale: Sterile technique prevents respiratory infection. | ❌ Why Not Others? | B — Mouth only: not the appropriate nursing action here | C — Nostril only: not the appropriate nursing action here | D — Wound: Pressure injury care includes nutrition. | ⚠️ Exam Trap: Read the exact question — the correct fact and its look-alike options are easy to interchange. | 💎 PNC Pearl: Tracheostomy or endotracheal tube → Sterile technique prevents respiratory infection</w:t>
       </w:r>
     </w:p>
     <w:p>
@@ -304,7 +304,7 @@
     </w:p>
     <w:p>
       <w:r>
-        <w:t>Solution: BDD causes distress and checking; SSRIs and CBT help.</w:t>
+        <w:t>Solution: ✅ Correct Answer: A. Preoccupation with perceived defects in appearance | 🧠 Clinical Rationale: BDD causes distress and checking; SSRIs and CBT help. | ❌ Why Not Others? | B — Physical disease: not the appropriate nursing action here | C — Diet: INH depletes B6; supplement to prevent neuropathy. | D — Exercise: Calcium, vitamin D, and fall prevention maintain bone health. | ⚠️ Exam Trap: Read the exact question — the correct fact and its look-alike options are easy to interchange. | 💎 PNC Pearl: Preoccupation with perceived defects in appearance → BDD causes distress and checking; SSRIs and CBT help</w:t>
       </w:r>
     </w:p>
     <w:p>
@@ -349,7 +349,7 @@
     </w:p>
     <w:p>
       <w:r>
-        <w:t>Solution: Eradicating H. pylori and avoiding irritants heal ulcers.</w:t>
+        <w:t>Solution: ✅ Correct Answer: A. Avoid NSAIDs, smoking, and alcohol; take PPIs as prescribed | 🧠 Clinical Rationale: Eradicating H. pylori and avoiding irritants heal ulcers. | ❌ Why Not Others? | B — Use aspirin freely: not the appropriate nursing action here | C — Skip meals: not the appropriate nursing action here | D — Drink alcohol: not the appropriate nursing action here | ⚠️ Exam Trap: Read the exact question — the correct fact and its look-alike options are easy to interchange. | 💎 PNC Pearl: Avoid NSAIDs, smoking, and alcohol; take PPIs as prescribed → Eradicating H. pylori and avoiding irritants heal ulcers</w:t>
       </w:r>
     </w:p>
     <w:p>
@@ -394,7 +394,7 @@
     </w:p>
     <w:p>
       <w:r>
-        <w:t>Solution: Immediate reporting supports safety and learning.</w:t>
+        <w:t>Solution: ✅ Correct Answer: A. Immediately and document it | 🧠 Clinical Rationale: Immediate reporting supports safety and learning. | ❌ Why Not Others? | B — Never: Crushing SR/ER tablets causes dose dumping. | C — Next week: not the appropriate nursing action here | D — Only if serious: not the appropriate nursing action here | ⚠️ Exam Trap: Read the exact question — the correct fact and its look-alike options are easy to interchange. | 💎 PNC Pearl: Immediately and document it → Immediate reporting supports safety and learning</w:t>
       </w:r>
     </w:p>
     <w:p>
@@ -439,7 +439,7 @@
     </w:p>
     <w:p>
       <w:r>
-        <w:t>Solution: Adolescent health programmes, education, and access to services prevent it.</w:t>
+        <w:t>Solution: ✅ Correct Answer: A. Early marriage and lack of contraception | 🧠 Clinical Rationale: Adolescent health programmes, education, and access to services prevent it. | ❌ Why Not Others? | B — Diet: INH depletes B6; supplement to prevent neuropathy. | C — Exercise: Calcium, vitamin D, and fall prevention maintain bone health. | D — Vaccination: Absence of a scar does not mean no protection; check vaccination records. | ⚠️ Exam Trap: Read the exact question — the correct fact and its look-alike options are easy to interchange. | 💎 PNC Pearl: Adolescent health programmes, education, and access to services prevent it.</w:t>
       </w:r>
     </w:p>
     <w:p>
@@ -484,7 +484,7 @@
     </w:p>
     <w:p>
       <w:r>
-        <w:t>Solution: FTE measures staffing workload.</w:t>
+        <w:t>Solution: ✅ Correct Answer: A. Full-Time Equivalent | 🧠 Clinical Rationale: FTE measures staffing workload. | ❌ Why Not Others? | B — Full-Time Employee: not the appropriate nursing action here | C — Functional Time Estimate: not the appropriate nursing action here | D — Full Test Evaluation: not the appropriate nursing action here | ⚠️ Exam Trap: Don’t confuse "Full-Time Equivalent" with "Full-Time Employee" — they look alike and are easy to interchange. | 💎 PNC Pearl: Full-Time Equivalent → FTE measures staffing workload</w:t>
       </w:r>
     </w:p>
     <w:p>
@@ -529,7 +529,7 @@
     </w:p>
     <w:p>
       <w:r>
-        <w:t>Solution: Physiological needs (food, water, sleep) come first.</w:t>
+        <w:t>Solution: ✅ Correct Answer: A. Physiological needs | 🧠 Clinical Rationale: Physiological needs (food, water, sleep) come first. | ❌ Why Not Others? | B — Safety: Balance beneficence, autonomy, and justice with legal frameworks. | C — Esteem: not the appropriate nursing action here | D — Self-actualization: Is realizing one's full potential. | ⚠️ Exam Trap: Read the exact question — the correct fact and its look-alike options are easy to interchange. | 💎 PNC Pearl: Physiological needs → (food, water, sleep) come first</w:t>
       </w:r>
     </w:p>
     <w:p>
@@ -574,7 +574,7 @@
     </w:p>
     <w:p>
       <w:r>
-        <w:t>Solution: Treat index cases, BCG, and complete ATT.</w:t>
+        <w:t>Solution: ✅ Correct Answer: A. Miliary and meningeal TB in young children | 🧠 Clinical Rationale: Treat index cases, BCG, and complete ATT. | ❌ Why Not Others? | B — Diet: INH depletes B6; supplement to prevent neuropathy. | C — Exercise: Calcium, vitamin D, and fall prevention maintain bone health. | D — Vaccination: Absence of a scar does not mean no protection; check vaccination records. | ⚠️ Exam Trap: Read the exact question — the correct fact and its look-alike options are easy to interchange. | 💎 PNC Pearl: Miliary and meningeal TB in young children → Treat index cases, BCG, and complete ATT</w:t>
       </w:r>
     </w:p>
     <w:p>
@@ -619,7 +619,7 @@
     </w:p>
     <w:p>
       <w:r>
-        <w:t>Solution: AMTSL with oxytocin, controlled cord traction, and uterine massage prevents most PPH deaths.</w:t>
+        <w:t>Solution: ✅ Correct Answer: A. Active management of the third stage with oxytocin | 🧠 Clinical Rationale: AMTSL with oxytocin, controlled cord traction, and uterine massage prevents most PPH deaths. | ❌ Why Not Others? | B — Bed rest only: not the appropriate nursing action here | C — Antibiotics alone: not the appropriate nursing action here | D — Blood donation: not the appropriate nursing action here | ⚠️ Exam Trap: Read the exact question — the correct fact and its look-alike options are easy to interchange. | 💎 PNC Pearl: Active management of the third stage with oxytocin → AMTSL with oxytocin, controlled cord traction, and uterine massage prevents most PPH deaths</w:t>
       </w:r>
     </w:p>
     <w:p>
@@ -664,7 +664,7 @@
     </w:p>
     <w:p>
       <w:r>
-        <w:t>Solution: Glycaemic and BP control plus screening preserve vision.</w:t>
+        <w:t>Solution: ✅ Correct Answer: A. Control glucose, blood pressure, and have regular eye exams | 🧠 Clinical Rationale: Glycaemic and BP control plus screening preserve vision. | ❌ Why Not Others? | B — Skip eye exams: not the appropriate nursing action here | C — Smoke: Clean cooking fuel and ventilation reduce child respiratory disease. | D — Ignore vision changes: not the appropriate nursing action here | ⚠️ Exam Trap: Don’t confuse "Control glucose, blood pressure, and have regular eye exams" with "Skip eye exams" — they look alike and are easy to interchange. | 💎 PNC Pearl: Control glucose, blood pressure, and have regular eye exams → Glycaemic and BP control plus screening preserve vision</w:t>
       </w:r>
     </w:p>
     <w:p>
@@ -709,7 +709,7 @@
     </w:p>
     <w:p>
       <w:r>
-        <w:t>Solution: Amla is one of the richest vitamin C sources.</w:t>
+        <w:t>Solution: ✅ Correct Answer: A. Citrus fruits, amla, and guava | 🧠 Clinical Rationale: Amla is one of the richest vitamin C sources. | ❌ Why Not Others? | B — Milk: B12 is found only in animal products; vegetarians are at risk. | C — Rice: Reduces swelling and pain in sprains. | D — Butter: not the appropriate nursing action here | ⚠️ Exam Trap: Read the exact question — the correct fact and its look-alike options are easy to interchange. | 💎 PNC Pearl: Citrus fruits, amla, and guava → Amla is one of the richest vitamin C sources</w:t>
       </w:r>
     </w:p>
     <w:p>
@@ -754,7 +754,7 @@
     </w:p>
     <w:p>
       <w:r>
-        <w:t>Solution: Hypoglycaemia education is essential for insulin users.</w:t>
+        <w:t>Solution: ✅ Correct Answer: A. Recognize and treat hypoglycaemia | 🧠 Clinical Rationale: Hypoglycaemia education is essential for insulin users. | ❌ Why Not Others? | B — Skip meals: not the appropriate nursing action here | C — Shake vigorously: not the appropriate nursing action here | D — Store in sunlight: not the appropriate nursing action here | ⚠️ Exam Trap: Read the exact question — the correct fact and its look-alike options are easy to interchange. | 💎 PNC Pearl: Recognize and treat hypoglycaemia → Hypoglycaemia education is essential for insulin users</w:t>
       </w:r>
     </w:p>
     <w:p>
@@ -799,7 +799,7 @@
     </w:p>
     <w:p>
       <w:r>
-        <w:t>Solution: Lithium levels depend on hydration and sodium.</w:t>
+        <w:t>Solution: ✅ Correct Answer: A. Maintain fluid and salt intake and have levels checked | 🧠 Clinical Rationale: Lithium levels depend on hydration and sodium. | ❌ Why Not Others? | B — Skip fluids: not the appropriate nursing action here | C — Eat a high-salt diet: not the appropriate nursing action here | D — Stop abruptly: Tapering and infection vigilance are essential. | ⚠️ Exam Trap: Read the exact question — the correct fact and its look-alike options are easy to interchange. | 💎 PNC Pearl: Maintain fluid and salt intake and have levels checked → Lithium levels depend on hydration and sodium</w:t>
       </w:r>
     </w:p>
     <w:p>
@@ -844,7 +844,7 @@
     </w:p>
     <w:p>
       <w:r>
-        <w:t>Solution: ZN smear is the cornerstone of TB diagnosis.</w:t>
+        <w:t>Solution: ✅ Correct Answer: A. Detection of acid-fast bacilli in sputum | 🧠 Clinical Rationale: ZN smear is the cornerstone of TB diagnosis. | ❌ Why Not Others? | B — Gram classification: not the appropriate nursing action here | C — Fungal staining: not the appropriate nursing action here | D — Viral detection: not the appropriate nursing action here | ⚠️ Exam Trap: Read the exact question — the correct fact and its look-alike options are easy to interchange. | 💎 PNC Pearl: Detection of acid-fast bacilli in sputum → ZN smear is the cornerstone of TB diagnosis</w:t>
       </w:r>
     </w:p>
     <w:p>
@@ -889,7 +889,7 @@
     </w:p>
     <w:p>
       <w:r>
-        <w:t>Solution: High fluid intake dilutes urine; limiting oxalate (spinach, nuts, chocolate) reduces stone risk.</w:t>
+        <w:t>Solution: ✅ Correct Answer: A. Increase fluid intake to 2.5–3 L/day and limit oxalate-rich foods | 🧠 Clinical Rationale: High fluid intake dilutes urine; limiting oxalate (spinach, nuts, chocolate) reduces stone risk. | ❌ Why Not Others? | B — Avoid all fluids: not the appropriate nursing action here | C — Increase salt intake: not the appropriate nursing action here | D — Eat spinach daily in large amounts: not the appropriate nursing action here | ⚠️ Exam Trap: Don’t confuse "Increase fluid intake to 2.5–3 L/day and limit oxalate-rich foods" with "Increase salt intake" — they look alike and are easy to interchange. | 💎 PNC Pearl: Increase fluid intake to 2.5–3 L/day and limit oxalate-rich foods → High fluid intake dilutes urine; limiting oxalate (spinach, nuts, chocolate) reduces stone risk</w:t>
       </w:r>
     </w:p>
     <w:p>
@@ -934,7 +934,7 @@
     </w:p>
     <w:p>
       <w:r>
-        <w:t>Solution: Excess thyroid hormone causes hyperthyroid symptoms.</w:t>
+        <w:t>Solution: ✅ Correct Answer: A. Palpitations and nervousness | 🧠 Clinical Rationale: Excess thyroid hormone causes hyperthyroid symptoms. | ❌ Why Not Others? | B — Constipation: Opioids slow GI motility; prophylactic stool softeners and fluids are routine. | C — Weight gain: Low metabolism causes cold intolerance, weight gain, and bradycardia. | D — Sleepiness: not the appropriate nursing action here | ⚠️ Exam Trap: Read the exact question — the correct fact and its look-alike options are easy to interchange. | 💎 PNC Pearl: Palpitations and nervousness → Excess thyroid hormone causes hyperthyroid symptoms</w:t>
       </w:r>
     </w:p>
     <w:p>
@@ -979,7 +979,7 @@
     </w:p>
     <w:p>
       <w:r>
-        <w:t>Solution: WHO MDT cures leprosy and interrupts transmission.</w:t>
+        <w:t>Solution: ✅ Correct Answer: A. Multi-drug therapy (rifampicin, dapsone, clofazimine) | 🧠 Clinical Rationale: WHO MDT cures leprosy and interrupts transmission. | ❌ Why Not Others? | B — Single drug: not the appropriate nursing action here | C — Surgery: Metformin risks lactic acidosis in renal failure and contrast procedures. | D — Radiotherapy: not the appropriate nursing action here | ⚠️ Exam Trap: Read the exact question — the correct fact and its look-alike options are easy to interchange. | 💎 PNC Pearl: Multi-drug therapy (rifampicin, dapsone, clofazimine) → WHO MDT cures leprosy and interrupts transmission</w:t>
       </w:r>
     </w:p>
     <w:p>
@@ -1024,7 +1024,7 @@
     </w:p>
     <w:p>
       <w:r>
-        <w:t>Solution: Flushing prevents blockage and ensures medication delivery.</w:t>
+        <w:t>Solution: ✅ Correct Answer: A. Before and after every feed and medication | 🧠 Clinical Rationale: Flushing prevents blockage and ensures medication delivery. | ❌ Why Not Others? | B — Only at night: not the appropriate nursing action here | C — Once a week: not the appropriate nursing action here | D — Never: Crushing SR/ER tablets causes dose dumping. | ⚠️ Exam Trap: Read the exact question — the correct fact and its look-alike options are easy to interchange. | 💎 PNC Pearl: Before and after every feed and medication → Flushing prevents blockage and ensures medication delivery</w:t>
       </w:r>
     </w:p>
     <w:p>
@@ -1069,7 +1069,7 @@
     </w:p>
     <w:p>
       <w:r>
-        <w:t>Solution: EDD = LMP + 9 months + 7 days (or LMP - 3 months + 7 days).</w:t>
+        <w:t>Solution: ✅ Correct Answer: A. First day of the last menstrual period plus 9 months and 7 days | 🧠 Clinical Rationale: EDD = LMP + 9 months + 7 days (or LMP - 3 months + 7 days). | ❌ Why Not Others? | B — Date of conception plus 40 days: not the appropriate nursing action here | C — Fundal height only: not the appropriate nursing action here | D — Quickening date only: not the appropriate nursing action here | ⚠️ Exam Trap: Don’t confuse "First day of the last menstrual period plus 9 months and 7 days" with "Date of conception plus 40 days" — they look alike and are easy to interchange. | 💎 PNC Pearl: First day of the last menstrual period plus 9 months and 7 days → EDD = LMP + 9 months + 7 days (or LMP - 3 months + 7 days)</w:t>
       </w:r>
     </w:p>
     <w:p>
@@ -1114,7 +1114,7 @@
     </w:p>
     <w:p>
       <w:r>
-        <w:t>Solution: Airborne precautions use N95 masks and negative-pressure rooms.</w:t>
+        <w:t>Solution: ✅ Correct Answer: A. TB, measles, and chickenpox | 🧠 Clinical Rationale: Airborne precautions use N95 masks and negative-pressure rooms. | ❌ Why Not Others? | B — Influenza only: not the appropriate nursing action here | C — Diarrhoea: Cholinergic side effects (nausea, vomiting, bradycardia) are common with cholinesterase inhibitors. | D — Scabies: Contact precautions use gloves, gowns, and dedicated equipment. | ⚠️ Exam Trap: Read the exact question — the correct fact and its look-alike options are easy to interchange. | 💎 PNC Pearl: TB, measles, and chickenpox → Airborne precautions use N95 masks and negative-pressure rooms</w:t>
       </w:r>
     </w:p>
     <w:p>
@@ -1159,7 +1159,7 @@
     </w:p>
     <w:p>
       <w:r>
-        <w:t>Solution: Exclusive breastfeeding for the first 6 months is WHO-recommended.</w:t>
+        <w:t>Solution: ✅ Correct Answer: A. 6 months | 🧠 Clinical Rationale: Exclusive breastfeeding for the first 6 months is WHO-recommended. | ❌ Why Not Others? | B — 1 month: Acute stress disorder becomes PTSD if symptoms persist beyond 4 weeks. | C — 3 months: DMPA is administered every 3 months (13 weeks). | D — 1 year: Weight triples by the first birthday (about 9-10 kg). | ⚠️ Exam Trap: Read the exact question — the correct fact and its look-alike options are easy to interchange. | 💎 PNC Pearl: 6 months → Exclusive breastfeeding for the first is WHO-recommended</w:t>
       </w:r>
     </w:p>
     <w:p>
@@ -1204,7 +1204,7 @@
     </w:p>
     <w:p>
       <w:r>
-        <w:t>Solution: IV nitrates cause vasodilation, hypotension, and headache; monitor BP continuously.</w:t>
+        <w:t>Solution: ✅ Correct Answer: A. Hypotension and headache | 🧠 Clinical Rationale: IV nitrates cause vasodilation, hypotension, and headache; monitor BP continuously. | ❌ Why Not Others? | B — Hyperkalaemia: Spironolactone raises potassium; avoid with ACE inhibitors and potassium supplements. | C — Bradycardia below 40: not the appropriate nursing action here | D — Polyuria: Polyuria = 2,500 ml per day | ⚠️ Exam Trap: Read the exact question — the correct fact and its look-alike options are easy to interchange. | 💎 PNC Pearl: Hypotension and headache → IV nitrates cause vasodilation, hypotension, and headache; monitor BP continuously</w:t>
       </w:r>
     </w:p>
     <w:p>
@@ -1249,7 +1249,7 @@
     </w:p>
     <w:p>
       <w:r>
-        <w:t>Solution: Photoreceptors in the retina capture light.</w:t>
+        <w:t>Solution: ✅ Correct Answer: A. Retina | 🧠 Clinical Rationale: Photoreceptors in the retina capture light. | ❌ Why Not Others? | B — Sclera: Bilirubin deposition yellows the skin and sclerae. | C — Cornea: not the appropriate nursing action here | D — Choroid: Plexuses secrete CSF into the ventricles. | ⚠️ Exam Trap: Read the exact question — the correct fact and its look-alike options are easy to interchange. | 💎 PNC Pearl: Retina → Photoreceptors in capture light</w:t>
       </w:r>
     </w:p>
     <w:p>
@@ -1294,7 +1294,7 @@
     </w:p>
     <w:p>
       <w:r>
-        <w:t>Solution: Lymph nodes filter lymph and mount immune responses.</w:t>
+        <w:t>Solution: ✅ Correct Answer: A. Immune (lymphatic) system | 🧠 Clinical Rationale: Lymph nodes filter lymph and mount immune responses. | ❌ Why Not Others? | B — Endocrine system: not the appropriate nursing action here | C — Nervous system: Sympathetic activation increases HR, BP, and blood glucose. | D — Skeletal system: not the appropriate nursing action here | ⚠️ Exam Trap: Read the exact question — the correct fact and its look-alike options are easy to interchange. | 💎 PNC Pearl: Immune (lymphatic) system → Lymph nodes filter lymph and mount immune responses</w:t>
       </w:r>
     </w:p>
     <w:p>
@@ -1339,7 +1339,7 @@
     </w:p>
     <w:p>
       <w:r>
-        <w:t>Solution: Low fibre, dehydration, and inactivity cause most geriatric constipation.</w:t>
+        <w:t>Solution: ✅ Correct Answer: A. Inadequate fibre, fluids, and immobility | 🧠 Clinical Rationale: Low fibre, dehydration, and inactivity cause most geriatric constipation. | ❌ Why Not Others? | B — Colon cancer always: not the appropriate nursing action here | C — Drugs always: not the appropriate nursing action here | D — Stress: Stress = Eustress | ⚠️ Exam Trap: Read the exact question — the correct fact and its look-alike options are easy to interchange. | 💎 PNC Pearl: Inadequate fibre, fluids, and immobility → Low fibre, dehydration, and inactivity cause most geriatric constipation</w:t>
       </w:r>
     </w:p>
     <w:p>
@@ -1384,7 +1384,7 @@
     </w:p>
     <w:p>
       <w:r>
-        <w:t>Solution: Hand hygiene after glove removal adds protection.</w:t>
+        <w:t>Solution: ✅ Correct Answer: A. Gloves may have micro-perforations | 🧠 Clinical Rationale: Hand hygiene after glove removal adds protection. | ❌ Why Not Others? | B — It wastes time: not the appropriate nursing action here | C — It cools the hands: not the appropriate nursing action here | D — It is traditional: not the appropriate nursing action here | ⚠️ Exam Trap: Read the exact question — the correct fact and its look-alike options are easy to interchange. | 💎 PNC Pearl: Gloves may have micro-perforations → Hand hygiene after glove removal adds protection</w:t>
       </w:r>
     </w:p>
     <w:p>
@@ -1429,7 +1429,7 @@
     </w:p>
     <w:p>
       <w:r>
-        <w:t>Solution: Proactive/retroactive interference explains most forgetting.</w:t>
+        <w:t>Solution: ✅ Correct Answer: A. Interference and retrieval failure | 🧠 Clinical Rationale: Proactive/retroactive interference explains most forgetting. | ❌ Why Not Others? | B — Old age always: not the appropriate nursing action here | C — Diet: INH depletes B6; supplement to prevent neuropathy. | D — Climate: NMSA promotes sustainable agriculture. | ⚠️ Exam Trap: Read the exact question — the correct fact and its look-alike options are easy to interchange. | 💎 PNC Pearl: Interference and retrieval failure → Proactive/retroactive interference explains most forgetting</w:t>
       </w:r>
     </w:p>
     <w:p>
@@ -1474,7 +1474,7 @@
     </w:p>
     <w:p>
       <w:r>
-        <w:t>Solution: Ethics consultation and debriefing relieve moral distress.</w:t>
+        <w:t>Solution: ✅ Correct Answer: A. Knowing the right action but being constrained | 🧠 Clinical Rationale: Ethics consultation and debriefing relieve moral distress. | ❌ Why Not Others? | B — Ignorance: not the appropriate nursing action here | C — Diet: INH depletes B6; supplement to prevent neuropathy. | D — Exercise: Calcium, vitamin D, and fall prevention maintain bone health. | ⚠️ Exam Trap: Read the exact question — the correct fact and its look-alike options are easy to interchange. | 💎 PNC Pearl: Knowing the right action but being constrained → Ethics consultation and debriefing relieve moral distress</w:t>
       </w:r>
     </w:p>
     <w:p>
@@ -1519,7 +1519,7 @@
     </w:p>
     <w:p>
       <w:r>
-        <w:t>Solution: Cardiac muscle has intercalated discs and automaticity.</w:t>
+        <w:t>Solution: ✅ Correct Answer: A. Is striated and contracts rhythmically without stimulation | 🧠 Clinical Rationale: Cardiac muscle has intercalated discs and automaticity. | ❌ Why Not Others? | B — Is voluntary: not the appropriate nursing action here | C — Has no fibres: not the appropriate nursing action here | D — Never contracts: not the appropriate nursing action here | ⚠️ Exam Trap: Read the exact question — the correct fact and its look-alike options are easy to interchange. | 💎 PNC Pearl: Is striated and contracts rhythmically without stimulation → Cardiac muscle has intercalated discs and automaticity</w:t>
       </w:r>
     </w:p>
     <w:p>
@@ -1564,7 +1564,7 @@
     </w:p>
     <w:p>
       <w:r>
-        <w:t>Solution: Advocacy for resources protects patients and staff.</w:t>
+        <w:t>Solution: ✅ Correct Answer: A. Safe staffing and resources | 🧠 Clinical Rationale: Advocacy for resources protects patients and staff. | ❌ Why Not Others? | B — Budget cuts: not the appropriate nursing action here | C — Fewer nurses: not the appropriate nursing action here | D — More tasks: not the appropriate nursing action here | ⚠️ Exam Trap: Read the exact question — the correct fact and its look-alike options are easy to interchange. | 💎 PNC Pearl: Safe staffing and resources → Advocacy for resources protects patients and staff</w:t>
       </w:r>
     </w:p>
     <w:p>
@@ -1609,7 +1609,7 @@
     </w:p>
     <w:p>
       <w:r>
-        <w:t>Solution: Anthracyclines (doxorubicin) cause dose-dependent cardiomyopathy; monitor for heart failure.</w:t>
+        <w:t>Solution: ✅ Correct Answer: A. Cardiotoxicity (heart failure) | 🧠 Clinical Rationale: Anthracyclines (doxorubicin) cause dose-dependent cardiomyopathy; monitor for heart failure. | ❌ Why Not Others? | B — Nephrotoxicity: Vancomycin infusion reactions and renal toxicity need monitoring. | C — Hepatotoxicity only: not the appropriate nursing action here | D — Hypothyroidism: Screen B12, TSH, and medications in every dementia workup. | ⚠️ Exam Trap: Read the exact question — the correct fact and its look-alike options are easy to interchange. | 💎 PNC Pearl: Cardiotoxicity (heart failure) → Anthracyclines (doxorubicin) cause dose-dependent cardiomyopathy; monitor for heart failure</w:t>
       </w:r>
     </w:p>
     <w:p>
@@ -1654,7 +1654,7 @@
     </w:p>
     <w:p>
       <w:r>
-        <w:t>Solution: Trigger avoidance (tyramine foods, caffeine, stress, skipped meals) reduces attacks.</w:t>
+        <w:t>Solution: ✅ Correct Answer: A. Known triggers such as caffeine, cheese, and stress | 🧠 Clinical Rationale: Trigger avoidance (tyramine foods, caffeine, stress, skipped meals) reduces attacks. | ❌ Why Not Others? | B — Water: JJM (2019) provides functional tap connections to rural homes. | C — Sleep: Quiet, comfortable surroundings aid sleep. | D — Exercise: Calcium, vitamin D, and fall prevention maintain bone health. | ⚠️ Exam Trap: Read the exact question — the correct fact and its look-alike options are easy to interchange. | 💎 PNC Pearl: Known triggers such as caffeine, cheese, and stress → Trigger avoidance (tyramine foods, caffeine, stress, skipped meals) reduces attacks</w:t>
       </w:r>
     </w:p>
     <w:p>
@@ -1699,7 +1699,7 @@
     </w:p>
     <w:p>
       <w:r>
-        <w:t>Solution: CTEV is multifactorial; early serial casting (Ponseti) corrects most cases.</w:t>
+        <w:t>Solution: ✅ Correct Answer: A. Multifactorial with intrauterine positioning | 🧠 Clinical Rationale: CTEV is multifactorial; early serial casting (Ponseti) corrects most cases. | ❌ Why Not Others? | B — Single gene always: not the appropriate nursing action here | C — Infection: Loss of immunoglobulins predisposes to peritonitis and cellulitis; also watch thrombosis. | D — Trauma: Birth trauma, episiotomy pain, and epidurals impair bladder sensation; monitor voiding closely. | ⚠️ Exam Trap: Read the exact question — the correct fact and its look-alike options are easy to interchange. | 💎 PNC Pearl: Multifactorial with intrauterine positioning → CTEV is multifactorial; early serial casting (Ponseti) corrects most cases</w:t>
       </w:r>
     </w:p>
     <w:p>
@@ -1744,7 +1744,7 @@
     </w:p>
     <w:p>
       <w:r>
-        <w:t>Solution: Palpable thrill and audible bruit confirm fistula blood flow.</w:t>
+        <w:t>Solution: ✅ Correct Answer: A. Thrill and bruit (patency) | 🧠 Clinical Rationale: Palpable thrill and audible bruit confirm fistula blood flow. | ❌ Why Not Others? | B — Pulse deficit: not the appropriate nursing action here | C — Temperature: Tepid sponging lowers temperature by evaporation without shivering. | D — Size: Demography analyses births, deaths, and migration affecting populations. | ⚠️ Exam Trap: Read the exact question — the correct fact and its look-alike options are easy to interchange. | 💎 PNC Pearl: Thrill and bruit (patency) → Palpable thrill and audible bruit confirm fistula blood flow</w:t>
       </w:r>
     </w:p>
     <w:p>
@@ -1789,7 +1789,7 @@
     </w:p>
     <w:p>
       <w:r>
-        <w:t>Solution: Provide facts; let the patient decide.</w:t>
+        <w:t>Solution: ✅ Correct Answer: A. Education for informed decisions | 🧠 Clinical Rationale: Provide facts; let the patient decide. | ❌ Why Not Others? | B — Advice giving: not the appropriate nursing action here | C — Diet: INH depletes B6; supplement to prevent neuropathy. | D — Exercise: Calcium, vitamin D, and fall prevention maintain bone health. | ⚠️ Exam Trap: Read the exact question — the correct fact and its look-alike options are easy to interchange. | 💎 PNC Pearl: Education for informed decisions → Provide facts; let the patient decide</w:t>
       </w:r>
     </w:p>
     <w:p>
@@ -1834,7 +1834,7 @@
     </w:p>
     <w:p>
       <w:r>
-        <w:t>Solution: Long-term acid suppression affects absorption.</w:t>
+        <w:t>Solution: ✅ Correct Answer: A. Vitamin B12 and magnesium deficiency | 🧠 Clinical Rationale: Long-term acid suppression affects absorption. | ❌ Why Not Others? | B — Weight loss: Severe vomiting causes dehydration, hypokalaemia, ketosis, and weight loss; IV fluids and antiemetics are n... | C — Hypoglycaemia: Insulin secretagogues cause hypoglycaemia, especially with missed meals or renal impairment. | D — Bleeding: All anticoagulants raise bleeding risk. | ⚠️ Exam Trap: Read the exact question — the correct fact and its look-alike options are easy to interchange. | 💎 PNC Pearl: Vitamin B12 and magnesium deficiency → Long-term acid suppression affects absorption</w:t>
       </w:r>
     </w:p>
     <w:p>
@@ -1879,7 +1879,7 @@
     </w:p>
     <w:p>
       <w:r>
-        <w:t>Solution: Upright positioning relieves diaphragmatic pressure from ascites and eases breathing.</w:t>
+        <w:t>Solution: ✅ Correct Answer: A. High Fowler's (sitting upright) | 🧠 Clinical Rationale: Upright positioning relieves diaphragmatic pressure from ascites and eases breathing. | ❌ Why Not Others? | B — Flat supine: Leg elevation improves venous return; loosen tight clothing and monitor. | C — Prone: IHIP provides case-based, real-time disease surveillance. | D — Trendelenburg: Leg elevation improves venous return in shock. | ⚠️ Exam Trap: Read the exact question — the correct fact and its look-alike options are easy to interchange. | 💎 PNC Pearl: High Fowler's (sitting upright) → Upright positioning relieves diaphragmatic pressure from ascites and eases breathing</w:t>
       </w:r>
     </w:p>
     <w:p>
@@ -1924,7 +1924,7 @@
     </w:p>
     <w:p>
       <w:r>
-        <w:t>Solution: Head lice spread by contact; permethrin treats them.</w:t>
+        <w:t>Solution: ✅ Correct Answer: A. Pediculus humanus capitis | 🧠 Clinical Rationale: Head lice spread by contact; permethrin treats them. | ❌ Why Not Others? | B — Sarcoptes: Treat with permethrin to the whole family and wash bedding. | C — Flea: Surveillance and flea control prevent plague outbreaks. | D — Ticks: not the appropriate nursing action here | ⚠️ Exam Trap: Read the exact question — the correct fact and its look-alike options are easy to interchange. | 💎 PNC Pearl: Pediculus humanus capitis → Head lice spread by contact; permethrin treats them</w:t>
       </w:r>
     </w:p>
     <w:p>
@@ -1969,7 +1969,7 @@
     </w:p>
     <w:p>
       <w:r>
-        <w:t>Solution: Supervision and barriers prevent child drowning.</w:t>
+        <w:t>Solution: ✅ Correct Answer: A. Unsupervised water bodies | 🧠 Clinical Rationale: Supervision and barriers prevent child drowning. | ❌ Why Not Others? | B — Swimming skill only: not the appropriate nursing action here | C — Diet: INH depletes B6; supplement to prevent neuropathy. | D — Climate: NMSA promotes sustainable agriculture. | ⚠️ Exam Trap: Read the exact question — the correct fact and its look-alike options are easy to interchange. | 💎 PNC Pearl: Unsupervised water bodies → Supervision and barriers prevent child drowning</w:t>
       </w:r>
     </w:p>
     <w:p>
@@ -2014,7 +2014,7 @@
     </w:p>
     <w:p>
       <w:r>
-        <w:t>Solution: Beta-lactams weaken the peptidoglycan cell wall, killing actively dividing bacteria.</w:t>
+        <w:t>Solution: ✅ Correct Answer: A. Inhibits bacterial cell wall synthesis | 🧠 Clinical Rationale: Beta-lactams weaken the peptidoglycan cell wall, killing actively dividing bacteria. | ❌ Why Not Others? | B — Inhibits protein synthesis: Corynebacterium diphtheriae toxin causes pseudomembrane and myocarditis/neuropathy. | C — Inhibits DNA gyrase: not the appropriate nursing action here | D — Disrupts the cell membrane: not the appropriate nursing action here | ⚠️ Exam Trap: Don’t confuse "Inhibits bacterial cell wall synthesis" with "Inhibits protein synthesis" — they look alike and are easy to interchange. | 💎 PNC Pearl: Inhibits bacterial cell wall synthesis → Beta-lactams weaken the peptidoglycan cell wall, killing actively dividing bacteria</w:t>
       </w:r>
     </w:p>
     <w:p>
@@ -2059,7 +2059,7 @@
     </w:p>
     <w:p>
       <w:r>
-        <w:t>Solution: Systematic counts and X-rays prevent retention.</w:t>
+        <w:t>Solution: ✅ Correct Answer: A. Failure of counts | 🧠 Clinical Rationale: Systematic counts and X-rays prevent retention. | ❌ Why Not Others? | B — New instruments: not the appropriate nursing action here | C — Small wounds: not the appropriate nursing action here | D — Fast surgery: not the appropriate nursing action here | ⚠️ Exam Trap: Read the exact question — the correct fact and its look-alike options are easy to interchange. | 💎 PNC Pearl: Failure of counts → Systematic counts and X-rays prevent retention</w:t>
       </w:r>
     </w:p>
     <w:p>
@@ -2104,7 +2104,7 @@
     </w:p>
     <w:p>
       <w:r>
-        <w:t>Solution: ETEC causes most travellers' diarrhoea; ORS and hydration are key.</w:t>
+        <w:t>Solution: ✅ Correct Answer: A. Enterotoxigenic E. coli | 🧠 Clinical Rationale: ETEC causes most travellers' diarrhoea; ORS and hydration are key. | ❌ Why Not Others? | B — Rotavirus: Is the leading cause of childhood diarrhoea; vaccines prevent it. | C — Salmonella: Bacterial toxins and contamination cause most outbreaks; safe handling prevents them. | D — Cholera: not the appropriate nursing action here | ⚠️ Exam Trap: Read the exact question — the correct fact and its look-alike options are easy to interchange. | 💎 PNC Pearl: Enterotoxigenic E. coli → ETEC causes most travellers' diarrhoea; ORS and hydration are key</w:t>
       </w:r>
     </w:p>
     <w:p>
@@ -2149,7 +2149,7 @@
     </w:p>
     <w:p>
       <w:r>
-        <w:t>Solution: APS, uterine anomalies, and genetic factors underlie recurrent early losses; treat with aspirin/heparin.</w:t>
+        <w:t>Solution: ✅ Correct Answer: A. Antiphospholipid syndrome and chromosomal anomalies | 🧠 Clinical Rationale: APS, uterine anomalies, and genetic factors underlie recurrent early losses; treat with aspirin/heparin. | ❌ Why Not Others? | B — Trauma: Birth trauma, episiotomy pain, and epidurals impair bladder sensation; monitor voiding closely. — not the first trimester | C — Exercise: Calcium, vitamin D, and fall prevention maintain bone health. — not the first trimester | D — Diet: INH depletes B6; supplement to prevent neuropathy. — not the first trimester | ⚠️ Exam Trap: Read the exact question — the correct fact and its look-alike options are easy to interchange. | 💎 PNC Pearl: Antiphospholipid syndrome and chromosomal anomalies = the first trimester</w:t>
       </w:r>
     </w:p>
     <w:p>
@@ -2194,7 +2194,7 @@
     </w:p>
     <w:p>
       <w:r>
-        <w:t>Solution: Surgical preparation includes NPO, consent, and ID verification.</w:t>
+        <w:t>Solution: ✅ Correct Answer: A. Verifying NPO status, consent, and identification | 🧠 Clinical Rationale: Surgical preparation includes NPO, consent, and ID verification. | ❌ Why Not Others? | B — Giving a heavy meal: not the appropriate nursing action here | C — Removing the ID band: not the appropriate nursing action here | D — Skipping checks: not the appropriate nursing action here | ⚠️ Exam Trap: Read the exact question — the correct fact and its look-alike options are easy to interchange. | 💎 PNC Pearl: Verifying NPO status, consent, and identification → Surgical preparation includes NPO, consent, and ID verification</w:t>
       </w:r>
     </w:p>
     <w:p>
@@ -2239,7 +2239,7 @@
     </w:p>
     <w:p>
       <w:r>
-        <w:t>Solution: Iodine is essential for thyroid hormone synthesis.</w:t>
+        <w:t>Solution: ✅ Correct Answer: A. Iodine | 🧠 Clinical Rationale: Iodine is essential for thyroid hormone synthesis. | ❌ Why Not Others? | B — Iron: In the haem group carries oxygen. | C — Calcium: Makes up most of bone mineral mass. | D — Zinc: WHO recommends 14 days of zinc with ORS for children. | ⚠️ Exam Trap: Read the exact question — the correct fact and its look-alike options are easy to interchange. | 💎 PNC Pearl: Iodine → essential for thyroid hormone synthesis</w:t>
       </w:r>
     </w:p>
     <w:p>
@@ -2284,7 +2284,7 @@
     </w:p>
     <w:p>
       <w:r>
-        <w:t>Solution: Nikshay tracks TB patients for treatment completion.</w:t>
+        <w:t>Solution: ✅ Correct Answer: A. TB case registration and tracking | 🧠 Clinical Rationale: Nikshay tracks TB patients for treatment completion. | ❌ Why Not Others? | B — Billing: not the appropriate nursing action here | C — Diet: INH depletes B6; supplement to prevent neuropathy. | D — Climate: NMSA promotes sustainable agriculture. | ⚠️ Exam Trap: Read the exact question — the correct fact and its look-alike options are easy to interchange. | 💎 PNC Pearl: TB case registration and tracking → Nikshay tracks TB patients for treatment completion</w:t>
       </w:r>
     </w:p>
     <w:p>
@@ -2329,7 +2329,7 @@
     </w:p>
     <w:p>
       <w:r>
-        <w:t>Solution: The myocardium is cardiac muscle that pumps blood.</w:t>
+        <w:t>Solution: ✅ Correct Answer: A. Myocardium | 🧠 Clinical Rationale: The myocardium is cardiac muscle that pumps blood. | ❌ Why Not Others? | B — Epicardium: The epicardium (visceral pericardium) is the outer layer; the myocardium is muscle. | C — Endocardium: The endocardium lines the chambers and covers the valves. | D — Fibrous skeleton: not the appropriate nursing action here | ⚠️ Exam Trap: Read the exact question — the correct fact and its look-alike options are easy to interchange. | 💎 PNC Pearl: Myocardium → cardiac muscle that pumps blood</w:t>
       </w:r>
     </w:p>
     <w:p>
@@ -2374,7 +2374,7 @@
     </w:p>
     <w:p>
       <w:r>
-        <w:t>Solution: Cholesterol synthesis peaks at night; evening dosing improves effect.</w:t>
+        <w:t>Solution: ✅ Correct Answer: A. In the evening | 🧠 Clinical Rationale: Cholesterol synthesis peaks at night; evening dosing improves effect. | ❌ Why Not Others? | B — In the morning: Morning dosing prevents nocturia. | C — With milk: not the appropriate nursing action here | D — At noon: not the appropriate nursing action here | ⚠️ Exam Trap: Read the exact question — the correct fact and its look-alike options are easy to interchange. | 💎 PNC Pearl: In the evening → Cholesterol synthesis peaks at night; evening dosing improves effect</w:t>
       </w:r>
     </w:p>
     <w:p>
@@ -2419,7 +2419,7 @@
     </w:p>
     <w:p>
       <w:r>
-        <w:t>Solution: Aminoglycosides, NSAIDs, and radiocontrast agents are common nephrotoxins.</w:t>
+        <w:t>Solution: ✅ Correct Answer: A. Aminoglycosides and NSAIDs/contrast media | 🧠 Clinical Rationale: Aminoglycosides, NSAIDs, and radiocontrast agents are common nephrotoxins. | ❌ Why Not Others? | B — Paracetamol: Hepatotoxicity is dose-dependent; NAC is the antidote. | C — Penicillin: Allergy is the most common drug allergy; always confirm allergy status before antibiotics. | D — Vitamins: Fortified salt, wheat, rice, and oil address hidden hunger. | ⚠️ Exam Trap: Read the exact question — the correct fact and its look-alike options are easy to interchange. | 💎 PNC Pearl: Aminoglycosides and NSAIDs/contrast media → Aminoglycosides, NSAIDs, and radiocontrast agents are common nephrotoxins</w:t>
       </w:r>
     </w:p>
     <w:p>
@@ -2464,7 +2464,7 @@
     </w:p>
     <w:p>
       <w:r>
-        <w:t>Solution: Most short stature is constitutional; investigate when growth velocity is poor.</w:t>
+        <w:t>Solution: ✅ Correct Answer: A. Constitutional delay and familial short stature | 🧠 Clinical Rationale: Most short stature is constitutional; investigate when growth velocity is poor. | ❌ Why Not Others? | B — Growth hormone deficiency always: not the appropriate nursing action here | C — Hypothyroidism always: not the appropriate nursing action here | D — Diet: INH depletes B6; supplement to prevent neuropathy. | ⚠️ Exam Trap: Read the exact question — the correct fact and its look-alike options are easy to interchange. | 💎 PNC Pearl: Constitutional delay and familial short stature → Most short stature is constitutional; investigate when growth velocity is poor</w:t>
       </w:r>
     </w:p>
     <w:p>
@@ -2509,7 +2509,7 @@
     </w:p>
     <w:p>
       <w:r>
-        <w:t>Solution: TPR records the three vital signs.</w:t>
+        <w:t>Solution: ✅ Correct Answer: A. Temperature, Pulse, and Respiration | 🧠 Clinical Rationale: TPR records the three vital signs. | ❌ Why Not Others? | B — Temperature Pressure Reading: not the appropriate nursing action here | C — Total Pulse Rate: not the appropriate nursing action here | D — Temperature Pulse Reading: not the appropriate nursing action here | ⚠️ Exam Trap: Don’t confuse "Temperature, Pulse, and Respiration" with "Temperature Pulse Reading" — they look alike and are easy to interchange. | 💎 PNC Pearl: Temperature, Pulse, and Respiration → TPR records the three vital signs</w:t>
       </w:r>
     </w:p>
     <w:p>
@@ -2554,7 +2554,7 @@
     </w:p>
     <w:p>
       <w:r>
-        <w:t>Solution: CH is the commonest screen-detected disorder; early thyroxine prevents cretinism.</w:t>
+        <w:t>Solution: ✅ Correct Answer: A. Congenital hypothyroidism | 🧠 Clinical Rationale: CH is the commonest screen-detected disorder; early thyroxine prevents cretinism. | ❌ Why Not Others? | B — PKU always: not the appropriate nursing action here | C — Galactosaemia always: not the appropriate nursing action here | D — Trauma: Birth trauma, episiotomy pain, and epidurals impair bladder sensation; monitor voiding closely. | ⚠️ Exam Trap: Read the exact question — the correct fact and its look-alike options are easy to interchange. | 💎 PNC Pearl: Congenital hypothyroidism → CH is the commonest screen-detected disorder; early thyroxine prevents cretinism</w:t>
       </w:r>
     </w:p>
     <w:p>
@@ -2599,7 +2599,7 @@
     </w:p>
     <w:p>
       <w:r>
-        <w:t>Solution: Maternal glucose ceases at birth but foetal insulin remains high, dropping blood sugar; feed early.</w:t>
+        <w:t>Solution: ✅ Correct Answer: A. Foetal hyperinsulinaemia after cord clamping | 🧠 Clinical Rationale: Maternal glucose ceases at birth but foetal insulin remains high, dropping blood sugar; feed early. | ❌ Why Not Others? | B — Poor feeding always: not the appropriate nursing action here | C — Hypothermia always: not the appropriate nursing action here | D — Infection: Loss of immunoglobulins predisposes to peritonitis and cellulitis; also watch thrombosis. | ⚠️ Exam Trap: Read the exact question — the correct fact and its look-alike options are easy to interchange. | 💎 PNC Pearl: Foetal hyperinsulinaemia after cord clamping → Maternal glucose ceases at birth but foetal insulin remains high, dropping blood sugar; feed early</w:t>
       </w:r>
     </w:p>
     <w:p>
@@ -2644,7 +2644,7 @@
     </w:p>
     <w:p>
       <w:r>
-        <w:t>Solution: Check levels 12 hours after the last dose.</w:t>
+        <w:t>Solution: ✅ Correct Answer: A. Narrow therapeutic window | 🧠 Clinical Rationale: Check levels 12 hours after the last dose. | ❌ Why Not Others? | B — Cost: Free services and outreach improve access. | C — Diet: INH depletes B6; supplement to prevent neuropathy. | D — Exercise: Calcium, vitamin D, and fall prevention maintain bone health. | ⚠️ Exam Trap: Read the exact question — the correct fact and its look-alike options are easy to interchange. | 💎 PNC Pearl: Narrow therapeutic window → Check levels 12 hours after the last dose</w:t>
       </w:r>
     </w:p>
     <w:p>
@@ -2689,7 +2689,7 @@
     </w:p>
     <w:p>
       <w:r>
-        <w:t>Solution: Irregular rhythms require a full-minute count and apical-radial comparison.</w:t>
+        <w:t>Solution: ✅ Correct Answer: A. The rhythm is irregular | 🧠 Clinical Rationale: Irregular rhythms require a full-minute count and apical-radial comparison. | ❌ Why Not Others? | B — The client is asleep: not the appropriate nursing action here | C — The pulse is strong: not the appropriate nursing action here | D — The client is young: not the appropriate nursing action here | ⚠️ Exam Trap: Read the exact question — the correct fact and its look-alike options are easy to interchange. | 💎 PNC Pearl: The rhythm is irregular → Irregular rhythms require a full-minute count and apical-radial comparison</w:t>
       </w:r>
     </w:p>
     <w:p>
@@ -2734,7 +2734,7 @@
     </w:p>
     <w:p>
       <w:r>
-        <w:t>Solution: Panels stimulate discussion and audience questions.</w:t>
+        <w:t>Solution: ✅ Correct Answer: A. A group discussing a topic before an audience | 🧠 Clinical Rationale: Panels stimulate discussion and audience questions. | ❌ Why Not Others? | B — One lecture: not the appropriate nursing action here | C — A written test: not the appropriate nursing action here | D — A demonstration: not the appropriate nursing action here | ⚠️ Exam Trap: Read the exact question — the correct fact and its look-alike options are easy to interchange. | 💎 PNC Pearl: A group discussing a topic before an audience → Panels stimulate discussion and audience questions</w:t>
       </w:r>
     </w:p>
     <w:p>
@@ -2779,7 +2779,7 @@
     </w:p>
     <w:p>
       <w:r>
-        <w:t>Solution: Clamp only briefly during system changes; prolonged clamping can cause tension pneumothorax.</w:t>
+        <w:t>Solution: ✅ Correct Answer: A. The drainage system is being changed or replaced | 🧠 Clinical Rationale: Clamp only briefly during system changes; prolonged clamping can cause tension pneumothorax. | ❌ Why Not Others? | B — The client is ambulating: not the appropriate nursing action here | C — The tube is bubbling normally: not the appropriate nursing action here | D — The client coughs: not the appropriate nursing action here | ⚠️ Exam Trap: Read the exact question — the correct fact and its look-alike options are easy to interchange. | 💎 PNC Pearl: The drainage system is being changed or replaced → Clamp only briefly during system changes; prolonged clamping can cause tension pneumothorax</w:t>
       </w:r>
     </w:p>
     <w:p>
@@ -2824,7 +2824,7 @@
     </w:p>
     <w:p>
       <w:r>
-        <w:t>Solution: Metformin risks lactic acidosis in renal failure and contrast procedures.</w:t>
+        <w:t>Solution: ✅ Correct Answer: A. Report muscle pain and stop for major surgery/contrast studies | 🧠 Clinical Rationale: Metformin risks lactic acidosis in renal failure and contrast procedures. | ❌ Why Not Others? | B — Take with grapefruit: not the appropriate nursing action here | C — Double the dose: not the appropriate nursing action here | D — Avoid water: not the appropriate nursing action here | ⚠️ Exam Trap: Read the exact question — the correct fact and its look-alike options are easy to interchange. | 💎 PNC Pearl: Report muscle pain and stop for major surgery/contrast studies → Metformin risks lactic acidosis in renal failure and contrast procedures</w:t>
       </w:r>
     </w:p>
     <w:p>
@@ -2869,7 +2869,7 @@
     </w:p>
     <w:p>
       <w:r>
-        <w:t>Solution: Pre-testing identifies problems before the main study.</w:t>
+        <w:t>Solution: ✅ Correct Answer: A. Check clarity, reliability, and validity | 🧠 Clinical Rationale: Pre-testing identifies problems before the main study. | ❌ Why Not Others? | B — Increase its length: not the appropriate nursing action here | C — Reduce response rates: not the appropriate nursing action here | D — Hide questions: not the appropriate nursing action here | ⚠️ Exam Trap: Read the exact question — the correct fact and its look-alike options are easy to interchange. | 💎 PNC Pearl: Check clarity, reliability, and validity → Pre-testing identifies problems before the main study</w:t>
       </w:r>
     </w:p>
     <w:p>
@@ -2914,7 +2914,7 @@
     </w:p>
     <w:p>
       <w:r>
-        <w:t>Solution: A pink/red moist stoma indicates good blood supply; dark or pale stoma suggests ischaemia.</w:t>
+        <w:t>Solution: ✅ Correct Answer: A. Pink to brick red and moist | 🧠 Clinical Rationale: A pink/red moist stoma indicates good blood supply; dark or pale stoma suggests ischaemia. | ❌ Why Not Others? | B — Blue or black: not the appropriate nursing action here | C — Pale and dry: not the appropriate nursing action here | D — Grey: BV: fishy amine odour, clue cells on wet mount, thin grey discharge; linked to preterm labour. | ⚠️ Exam Trap: Read the exact question — the correct fact and its look-alike options are easy to interchange. | 💎 PNC Pearl: Pink to brick red and moist → A pink/red moist stoma indicates good blood supply; dark or pale stoma suggests ischaemia</w:t>
       </w:r>
     </w:p>
     <w:p>
@@ -2959,7 +2959,7 @@
     </w:p>
     <w:p>
       <w:r>
-        <w:t>Solution: Vicarious trauma affects caregivers; seek support.</w:t>
+        <w:t>Solution: ✅ Correct Answer: A. Caring for traumatized patients | 🧠 Clinical Rationale: Vicarious trauma affects caregivers; seek support. | ❌ Why Not Others? | B — Direct trauma: not the appropriate nursing action here | C — Diet: INH depletes B6; supplement to prevent neuropathy. | D — Exercise: Calcium, vitamin D, and fall prevention maintain bone health. | ⚠️ Exam Trap: Read the exact question — the correct fact and its look-alike options are easy to interchange. | 💎 PNC Pearl: Caring for traumatized patients → Vicarious trauma affects caregivers; seek support</w:t>
       </w:r>
     </w:p>
     <w:p>
@@ -3004,7 +3004,7 @@
     </w:p>
     <w:p>
       <w:r>
-        <w:t>Solution: Antihistamines relieve most; identify and avoid triggers.</w:t>
+        <w:t>Solution: ✅ Correct Answer: A. Allergic triggers and infections | 🧠 Clinical Rationale: Antihistamines relieve most; identify and avoid triggers. | ❌ Why Not Others? | B — Tumour always: not the appropriate nursing action here | C — Diet: INH depletes B6; supplement to prevent neuropathy. | D — Exercise: Calcium, vitamin D, and fall prevention maintain bone health. | ⚠️ Exam Trap: Read the exact question — the correct fact and its look-alike options are easy to interchange. | 💎 PNC Pearl: Allergic triggers and infections → Antihistamines relieve most; identify and avoid triggers</w:t>
       </w:r>
     </w:p>
     <w:p>
@@ -3049,7 +3049,7 @@
     </w:p>
     <w:p>
       <w:r>
-        <w:t>Solution: Prions (e.g., CJD) are misfolded proteins, not living organisms.</w:t>
+        <w:t>Solution: ✅ Correct Answer: A. Infectious proteins causing spongiform encephalopathies | 🧠 Clinical Rationale: Prions (e.g., CJD) are misfolded proteins, not living organisms. | ❌ Why Not Others? | B — Viruses: Are obligate intracellular parasites composed of nucleic acid and protein coat. | C — Bacteria: Phages lyse bacteria and are used in phage therapy. | D — Fungi: not the appropriate nursing action here | ⚠️ Exam Trap: Read the exact question — the correct fact and its look-alike options are easy to interchange. | 💎 PNC Pearl: Infectious proteins causing spongiform encephalopathies → Prions (e.g., CJD) are misfolded proteins, not living organisms</w:t>
       </w:r>
     </w:p>
     <w:p>
@@ -3094,7 +3094,7 @@
     </w:p>
     <w:p>
       <w:r>
-        <w:t>Solution: Beriberi causes heart failure and neuropathy; seen with polished-rice diets.</w:t>
+        <w:t>Solution: ✅ Correct Answer: A. Thiamine deficiency | 🧠 Clinical Rationale: Beriberi causes heart failure and neuropathy; seen with polished-rice diets. | ❌ Why Not Others? | B — Niacin deficiency: Pellagra (dermatitis, diarrhoea, dementia) follows niacin deficiency. | C — Vitamin D deficiency: Rickets causes bowing, swelling at wrists, and delayed milestones. | D — Iron deficiency: Iron supplementation, deworming, and dietary diversity prevent it. | ⚠️ Exam Trap: Read the exact question — the correct fact and its look-alike options are easy to interchange. | 💎 PNC Pearl: Thiamine deficiency → Beriberi causes heart failure and neuropathy; seen with polished-rice diets</w:t>
       </w:r>
     </w:p>
     <w:p>
@@ -3139,7 +3139,7 @@
     </w:p>
     <w:p>
       <w:r>
-        <w:t>Solution: Fasting works through overall calorie control.</w:t>
+        <w:t>Solution: ✅ Correct Answer: A. Calorie reduction and metabolic improvement | 🧠 Clinical Rationale: Fasting works through overall calorie control. | ❌ Why Not Others? | B — Magic: not the appropriate nursing action here | C — Diet: INH depletes B6; supplement to prevent neuropathy. | D — Climate: NMSA promotes sustainable agriculture. | ⚠️ Exam Trap: Read the exact question — the correct fact and its look-alike options are easy to interchange. | 💎 PNC Pearl: Calorie reduction and metabolic improvement → Fasting works through overall calorie control</w:t>
       </w:r>
     </w:p>
     <w:p>
@@ -3184,7 +3184,7 @@
     </w:p>
     <w:p>
       <w:r>
-        <w:t>Solution: Sleep terrors occur in NREM sleep; reassure and ensure safety.</w:t>
+        <w:t>Solution: ✅ Correct Answer: A. Partial arousal from deep sleep in children | 🧠 Clinical Rationale: Sleep terrors occur in NREM sleep; reassure and ensure safety. | ❌ Why Not Others? | B — Nightmares always: not the appropriate nursing action here | C — Diet: INH depletes B6; supplement to prevent neuropathy. | D — Exercise: Calcium, vitamin D, and fall prevention maintain bone health. | ⚠️ Exam Trap: Read the exact question — the correct fact and its look-alike options are easy to interchange. | 💎 PNC Pearl: Partial arousal from deep sleep in children → Sleep terrors occur in NREM sleep; reassure and ensure safety</w:t>
       </w:r>
     </w:p>
     <w:p>
@@ -3229,7 +3229,7 @@
     </w:p>
     <w:p>
       <w:r>
-        <w:t>Solution: Pacing is used when drugs fail in symptomatic bradycardia/heart block.</w:t>
+        <w:t>Solution: ✅ Correct Answer: A. Symptomatic bradycardia unresponsive to atropine | 🧠 Clinical Rationale: Pacing is used when drugs fail in symptomatic bradycardia/heart block. | ❌ Why Not Others? | B — Tachycardia: Tachycardia = 100 beats per minute | C — Hypertension: Chronic hypertension causes most spontaneous intracerebral bleeds. | D — Fever: Temperatures above 38°C are fever (pyrexia); &gt;41°C is hyperpyrexia. | ⚠️ Exam Trap: Read the exact question — the correct fact and its look-alike options are easy to interchange. | 💎 PNC Pearl: Symptomatic bradycardia unresponsive to atropine → Pacing is used when drugs fail in symptomatic bradycardia/heart block</w:t>
       </w:r>
     </w:p>
     <w:p>
@@ -3274,7 +3274,7 @@
     </w:p>
     <w:p>
       <w:r>
-        <w:t>Solution: Hope is the foundation of the recovery model.</w:t>
+        <w:t>Solution: ✅ Correct Answer: A. Belief in possibility of improvement | 🧠 Clinical Rationale: Hope is the foundation of the recovery model. | ❌ Why Not Others? | B — Denial: Blocks awareness of painful facts. | C — Diet: INH depletes B6; supplement to prevent neuropathy. | D — Exercise: Calcium, vitamin D, and fall prevention maintain bone health. | ⚠️ Exam Trap: Read the exact question — the correct fact and its look-alike options are easy to interchange. | 💎 PNC Pearl: Belief in possibility of improvement → Hope is the foundation of the recovery model</w:t>
       </w:r>
     </w:p>
     <w:p>
@@ -3319,7 +3319,7 @@
     </w:p>
     <w:p>
       <w:r>
-        <w:t>Solution: TB increases metabolic needs; support nutrition.</w:t>
+        <w:t>Solution: ✅ Correct Answer: A. High protein, high energy, with micronutrients | 🧠 Clinical Rationale: TB increases metabolic needs; support nutrition. | ❌ Why Not Others? | B — Low protein: not the appropriate nursing action here | C — Low calorie: not the appropriate nursing action here | D — Fasting: Emergency preparation includes consent, NPO status, IV line, catheter, and preparation of the baby area. | ⚠️ Exam Trap: Read the exact question — the correct fact and its look-alike options are easy to interchange. | 💎 PNC Pearl: High protein, high energy, with micronutrients → TB increases metabolic needs; support nutrition</w:t>
       </w:r>
     </w:p>
     <w:p>
@@ -3364,7 +3364,7 @@
     </w:p>
     <w:p>
       <w:r>
-        <w:t>Solution: Phagocytosis engulfs large particles into vesicles.</w:t>
+        <w:t>Solution: ✅ Correct Answer: A. Phagocytosis | 🧠 Clinical Rationale: Phagocytosis engulfs large particles into vesicles. | ❌ Why Not Others? | B — Diffusion: Thin, flat simple squamous cells allow rapid diffusion and filtration, lining alveoli and blood vessels. | C — Osmosis: Osmosis = Water across a semipermeable membrane | D — Filtration: Filters (e.g., 0.22 µm) sterilise heat-sensitive fluids. | ⚠️ Exam Trap: Read the exact question — the correct fact and its look-alike options are easy to interchange. | 💎 PNC Pearl: Phagocytosis → engulfs large particles into vesicles</w:t>
       </w:r>
     </w:p>
     <w:p>
@@ -3409,7 +3409,7 @@
     </w:p>
     <w:p>
       <w:r>
-        <w:t>Solution: Securing the catheter prevents traction on the urethra.</w:t>
+        <w:t>Solution: ✅ Correct Answer: A. Thigh or lower abdomen | 🧠 Clinical Rationale: Securing the catheter prevents traction on the urethra. | ❌ Why Not Others? | B — Bed rail: not the appropriate nursing action here | C — Foot: Footboards maintain the feet at right angles, preventing foot drop. | D — Headboard: not the appropriate nursing action here | ⚠️ Exam Trap: Read the exact question — the correct fact and its look-alike options are easy to interchange. | 💎 PNC Pearl: Thigh or lower abdomen → Securing the catheter prevents traction on the urethra</w:t>
       </w:r>
     </w:p>
     <w:p>
@@ -3454,7 +3454,7 @@
     </w:p>
     <w:p>
       <w:r>
-        <w:t>Solution: Peritoneal irritation gives guarding, rigidity, and rebound tenderness.</w:t>
+        <w:t>Solution: ✅ Correct Answer: A. Rebound tenderness and rigidity of the abdomen | 🧠 Clinical Rationale: Peritoneal irritation gives guarding, rigidity, and rebound tenderness. | ❌ Why Not Others? | B — Soft abdomen: not the appropriate nursing action here | C — Bowel sounds increase: not the appropriate nursing action here | D — Painless distension: not the appropriate nursing action here | ⚠️ Exam Trap: Read the exact question — the correct fact and its look-alike options are easy to interchange. | 💎 PNC Pearl: Rebound tenderness and rigidity of the abdomen → Peritoneal irritation gives guarding, rigidity, and rebound tenderness</w:t>
       </w:r>
     </w:p>
     <w:p>
@@ -3499,7 +3499,7 @@
     </w:p>
     <w:p>
       <w:r>
-        <w:t>Solution: Post-op monitoring detects complications early.</w:t>
+        <w:t>Solution: ✅ Correct Answer: A. Bleeding, pain, and vital sign changes | 🧠 Clinical Rationale: Post-op monitoring detects complications early. | ❌ Why Not Others? | B — Only appetite: not the appropriate nursing action here | C — Only sleep: not the appropriate nursing action here | D — Nothing: Never induce vomiting after hydrocarbon ingestion — aspiration pneumonia risk; obtain urgent care. | ⚠️ Exam Trap: Read the exact question — the correct fact and its look-alike options are easy to interchange. | 💎 PNC Pearl: Bleeding, pain, and vital sign changes → Post-op monitoring detects complications early</w:t>
       </w:r>
     </w:p>
     <w:p>
@@ -3544,7 +3544,7 @@
     </w:p>
     <w:p>
       <w:r>
-        <w:t>Solution: HIV depletes CD4 cells causing AIDS; ART controls it.</w:t>
+        <w:t>Solution: ✅ Correct Answer: A. Human immunodeficiency virus (HIV) | 🧠 Clinical Rationale: HIV depletes CD4 cells causing AIDS; ART controls it. | ❌ Why Not Others? | B — HBV: All HCWs should be vaccinated against hepatitis B. | C — HPV: Is the most common STI worldwide; most infections clear, some cause genital warts or cervical cancer. | D — Influenza: Droplet precautions use surgical masks and spatial separation. | ⚠️ Exam Trap: Read the exact question — the correct fact and its look-alike options are easy to interchange. | 💎 PNC Pearl: HIV depletes CD4 cells causing AIDS; ART controls it.</w:t>
       </w:r>
     </w:p>
     <w:p>
@@ -3589,7 +3589,7 @@
     </w:p>
     <w:p>
       <w:r>
-        <w:t>Solution: Surfactant deficiency collapses alveoli causing RDS; antenatal steroids and surfactant therapy treat it.</w:t>
+        <w:t>Solution: ✅ Correct Answer: A. Surfactant deficiency in preterm infants | 🧠 Clinical Rationale: Surfactant deficiency collapses alveoli causing RDS; antenatal steroids and surfactant therapy treat it. | ❌ Why Not Others? | B — Excess surfactant: not the appropriate nursing action here | C — Infection always: not the appropriate nursing action here | D — Trauma: Birth trauma, episiotomy pain, and epidurals impair bladder sensation; monitor voiding closely. | ⚠️ Exam Trap: Read the exact question — the correct fact and its look-alike options are easy to interchange. | 💎 PNC Pearl: Surfactant deficiency collapses alveoli causing RDS; antenatal steroids and surfactant therapy treat it.</w:t>
       </w:r>
     </w:p>
     <w:p>
@@ -3634,7 +3634,7 @@
     </w:p>
     <w:p>
       <w:r>
-        <w:t>Solution: GH from the anterior pituitary promotes growth.</w:t>
+        <w:t>Solution: ✅ Correct Answer: A. Anterior pituitary | 🧠 Clinical Rationale: GH from the anterior pituitary promotes growth. | ❌ Why Not Others? | B — Thyroid: Thyroid = Uncontrolled hyperthyroidism | C — Adrenal cortex: Cortisol manages stress, glucose, and inflammation. | D — Pineal gland: The pineal gland regulates the sleep-wake cycle. | ⚠️ Exam Trap: Read the exact question — the correct fact and its look-alike options are easy to interchange. | 💎 PNC Pearl: Anterior pituitary → GH from promotes growth</w:t>
       </w:r>
     </w:p>
     <w:p>
@@ -3679,7 +3679,7 @@
     </w:p>
     <w:p>
       <w:r>
-        <w:t>Solution: JE is the leading cause of viral encephalitis in India, especially in children in rural areas.</w:t>
+        <w:t>Solution: ✅ Correct Answer: A. Japanese encephalitis | 🧠 Clinical Rationale: JE is the leading cause of viral encephalitis in India, especially in children in rural areas. | ❌ Why Not Others? | B — Herpes simplex: HSV-1 causes sporadic encephalitis with temporal lobe predilection. | C — Rabies: Dog bites and rabies dominate zoonoses; vaccination of dogs and PEP prevent deaths. | D — Measles: UIP achieved polio eradication and reduced measles deaths. | ⚠️ Exam Trap: Read the exact question — the correct fact and its look-alike options are easy to interchange. | 💎 PNC Pearl: Japanese encephalitis → JE is the leading cause of viral encephalitis in India, especially in children in rural areas</w:t>
       </w:r>
     </w:p>
     <w:p>
@@ -3724,7 +3724,7 @@
     </w:p>
     <w:p>
       <w:r>
-        <w:t>Solution: Good nutrition supports immunity and ART.</w:t>
+        <w:t>Solution: ✅ Correct Answer: A. High energy, protein, and safe food handling | 🧠 Clinical Rationale: Good nutrition supports immunity and ART. | ❌ Why Not Others? | B — Raw foods: not the appropriate nursing action here | C — Low calorie: not the appropriate nursing action here | D — Fasting: Emergency preparation includes consent, NPO status, IV line, catheter, and preparation of the baby area. | ⚠️ Exam Trap: Read the exact question — the correct fact and its look-alike options are easy to interchange. | 💎 PNC Pearl: High energy, protein, and safe food handling → Good nutrition supports immunity and ART</w:t>
       </w:r>
     </w:p>
     <w:p>
@@ -3769,7 +3769,7 @@
     </w:p>
     <w:p>
       <w:r>
-        <w:t>Solution: SCFE causes hip/knee pain in obese adolescents; surgical pinning is urgent.</w:t>
+        <w:t>Solution: ✅ Correct Answer: A. Obesity and hormonal changes in adolescence | 🧠 Clinical Rationale: SCFE causes hip/knee pain in obese adolescents; surgical pinning is urgent. | ❌ Why Not Others? | B — Trauma always: not the capital | C — Diet: INH depletes B6; supplement to prevent neuropathy. — not the capital | D — Exercise: Calcium, vitamin D, and fall prevention maintain bone health. — not the capital | ⚠️ Exam Trap: Capitals and city nicknames are easy to interchange — read exactly what is asked. | 💎 PNC Pearl: Obesity and hormonal changes in adolescence = the capital of slipped capital femoral</w:t>
       </w:r>
     </w:p>
     <w:p>
@@ -3814,7 +3814,7 @@
     </w:p>
     <w:p>
       <w:r>
-        <w:t>Solution: The frontal bone forms the forehead.</w:t>
+        <w:t>Solution: ✅ Correct Answer: A. Frontal bone | 🧠 Clinical Rationale: The frontal bone forms the forehead. | ❌ Why Not Others? | B — Parietal bone: not the appropriate nursing action here | C — Occipital: not the appropriate nursing action here | D — Temporal: Treat seizures and psychiatric comorbidity together. | ⚠️ Exam Trap: Read the exact question — the correct fact and its look-alike options are easy to interchange. | 💎 PNC Pearl: Frontal bone → forms the forehead</w:t>
       </w:r>
     </w:p>
     <w:p>
@@ -3859,7 +3859,7 @@
     </w:p>
     <w:p>
       <w:r>
-        <w:t>Solution: The triceps extends the elbow.</w:t>
+        <w:t>Solution: ✅ Correct Answer: A. Triceps brachii | 🧠 Clinical Rationale: The triceps extends the elbow. | ❌ Why Not Others? | B — Biceps brachii: Biceps brachii = Flexion of the elbow | C — Gastrocnemius: not the appropriate nursing action here | D — Rectus abdominis: not the appropriate nursing action here | ⚠️ Exam Trap: Read the exact question — the correct fact and its look-alike options are easy to interchange. | 💎 PNC Pearl: Triceps brachii → The triceps extends the elbow</w:t>
       </w:r>
     </w:p>
     <w:p>
@@ -3904,7 +3904,7 @@
     </w:p>
     <w:p>
       <w:r>
-        <w:t>Solution: The last wild polio case in India was in 2011; certification followed in 2014.</w:t>
+        <w:t>Solution: ✅ Correct Answer: A. Intensive pulse polio immunization and surveillance | 🧠 Clinical Rationale: The last wild polio case in India was in 2011; certification followed in 2014. | ❌ Why Not Others? | B — Sanitation alone: not the appropriate nursing action here | C — Diet: INH depletes B6; supplement to prevent neuropathy. | D — Climate: NMSA promotes sustainable agriculture. | ⚠️ Exam Trap: Read the exact question — the correct fact and its look-alike options are easy to interchange. | 💎 PNC Pearl: Intensive pulse polio immunization and surveillance → The last wild polio case in India was in 2011; certification followed in 2014</w:t>
       </w:r>
     </w:p>
     <w:p>
@@ -3949,7 +3949,7 @@
     </w:p>
     <w:p>
       <w:r>
-        <w:t>Solution: Sebum oils and protects the skin.</w:t>
+        <w:t>Solution: ✅ Correct Answer: A. Sebaceous glands | 🧠 Clinical Rationale: Sebum oils and protects the skin. | ❌ Why Not Others? | B — Sweat glands: not the appropriate nursing action here | C — Mammary glands: not the appropriate nursing action here | D — Salivary glands: not the appropriate nursing action here | ⚠️ Exam Trap: Read the exact question — the correct fact and its look-alike options are easy to interchange. | 💎 PNC Pearl: Sebaceous glands → Sebum oils and protects the skin</w:t>
       </w:r>
     </w:p>
     <w:p>
@@ -3994,7 +3994,7 @@
     </w:p>
     <w:p>
       <w:r>
-        <w:t>Solution: Exclusive breastfeeding for 6 months prevents infections and death.</w:t>
+        <w:t>Solution: ✅ Correct Answer: A. Optimal infant nutrition and immunity | 🧠 Clinical Rationale: Exclusive breastfeeding for 6 months prevents infections and death. | ❌ Why Not Others? | B — Convenience: Convenience = Non-probability sampling | C — Diet: INH depletes B6; supplement to prevent neuropathy. | D — Climate: NMSA promotes sustainable agriculture. | ⚠️ Exam Trap: Read the exact question — the correct fact and its look-alike options are easy to interchange. | 💎 PNC Pearl: Optimal infant nutrition and immunity → Exclusive breastfeeding for 6 months prevents infections and death</w:t>
       </w:r>
     </w:p>
     <w:p>
@@ -4039,7 +4039,7 @@
     </w:p>
     <w:p>
       <w:r>
-        <w:t>Solution: Thrombin converts fibrinogen to fibrin threads.</w:t>
+        <w:t>Solution: ✅ Correct Answer: A. Clot formation | 🧠 Clinical Rationale: Thrombin converts fibrinogen to fibrin threads. | ❌ Why Not Others? | B — Digestion: not the appropriate nursing action here | C — Respiration: TPR records the three vital signs. | D — Excretion: Pharmacokinetics = ADME; pharmacodynamics = drug effects on the body. | ⚠️ Exam Trap: Read the exact question — the correct fact and its look-alike options are easy to interchange. | 💎 PNC Pearl: Clot formation → Thrombin converts fibrinogen to fibrin threads</w:t>
       </w:r>
     </w:p>
     <w:p>
@@ -4084,7 +4084,7 @@
     </w:p>
     <w:p>
       <w:r>
-        <w:t>Solution: CPR measures contraceptive use among married women.</w:t>
+        <w:t>Solution: ✅ Correct Answer: A. Contraceptive Prevalence Rate | 🧠 Clinical Rationale: CPR measures contraceptive use among married women. | ❌ Why Not Others? | B — Contraceptive Protection Ratio: not the appropriate nursing action here | C — Child Protection Rate: not the appropriate nursing action here | D — Community Participation Rate: not the appropriate nursing action here | ⚠️ Exam Trap: Read the exact question — the correct fact and its look-alike options are easy to interchange. | 💎 PNC Pearl: Contraceptive Prevalence Rate → CPR measures contraceptive use among married women</w:t>
       </w:r>
     </w:p>
     <w:p>
@@ -4129,7 +4129,7 @@
     </w:p>
     <w:p>
       <w:r>
-        <w:t>Solution: District Health Societies, chaired by the Collector, implement NHM at district level.</w:t>
+        <w:t>Solution: ✅ Correct Answer: A. District Collector (chairman) with CMO as member secretary | 🧠 Clinical Rationale: District Health Societies, chaired by the Collector, implement NHM at district level. | ❌ Why Not Others? | B — Chief Minister: The State Health Mission is chaired by the Chief Minister under NHM. | C — Health Minister: not the appropriate nursing action here | D — SP: not the appropriate nursing action here | ⚠️ Exam Trap: Read the exact question — the correct fact and its look-alike options are easy to interchange. | 💎 PNC Pearl: District Collector (chairman) with CMO as member secretary → District Health Societies, chaired by the Collector, implement NHM at district level</w:t>
       </w:r>
     </w:p>
     <w:p>
@@ -4174,7 +4174,7 @@
     </w:p>
     <w:p>
       <w:r>
-        <w:t>Solution: Confidential reviews identify gaps without blame.</w:t>
+        <w:t>Solution: ✅ Correct Answer: A. Reviews maternal deaths confidentially to learn and improve | 🧠 Clinical Rationale: Confidential reviews identify gaps without blame. | ❌ Why Not Others? | B — Publicly names hospitals: not the appropriate nursing action here | C — Collects fines: not the appropriate nursing action here | D — Is optional: not the appropriate nursing action here | ⚠️ Exam Trap: Read the exact question — the correct fact and its look-alike options are easy to interchange. | 💎 PNC Pearl: Reviews maternal deaths confidentially to learn and improve → Confidential reviews identify gaps without blame</w:t>
       </w:r>
     </w:p>
     <w:p>
@@ -4219,7 +4219,7 @@
     </w:p>
     <w:p>
       <w:r>
-        <w:t>Solution: ASHAs are local women, usually 25-45 years old.</w:t>
+        <w:t>Solution: ✅ Correct Answer: A. The local village itself | 🧠 Clinical Rationale: ASHAs are local women, usually 25-45 years old. | ❌ Why Not Others? | B — Another district: not the appropriate nursing action here | C — A city: not the appropriate nursing action here | D — A medical college: not the appropriate nursing action here | ⚠️ Exam Trap: Read the exact question — the correct fact and its look-alike options are easy to interchange. | 💎 PNC Pearl: The local village itself → ASHAs are local women, usually 25-45 years old</w:t>
       </w:r>
     </w:p>
     <w:p>
@@ -4264,7 +4264,7 @@
     </w:p>
     <w:p>
       <w:r>
-        <w:t>Solution: Janani Express/108 provide transport for institutional delivery and emergencies.</w:t>
+        <w:t>Solution: ✅ Correct Answer: A. Transport of pregnant women and emergency cases | 🧠 Clinical Rationale: Janani Express/108 provide transport for institutional delivery and emergencies. | ❌ Why Not Others? | B — Only doctors: not the appropriate nursing action here | C — Only medicines: not the appropriate nursing action here | D — Only lab samples: not the appropriate nursing action here | ⚠️ Exam Trap: Read the exact question — the correct fact and its look-alike options are easy to interchange. | 💎 PNC Pearl: Transport of pregnant women and emergency cases → Janani Express/108 provide transport for institutional delivery and emergencies</w:t>
       </w:r>
     </w:p>
     <w:p>
@@ -4309,7 +4309,7 @@
     </w:p>
     <w:p>
       <w:r>
-        <w:t>Solution: ANMs provide maternal and child health services at sub-centres.</w:t>
+        <w:t>Solution: ✅ Correct Answer: A. Auxiliary Nurse Midwife | 🧠 Clinical Rationale: ANMs provide maternal and child health services at sub-centres. | ❌ Why Not Others? | B — Assistant Nursing Manager: not the appropriate nursing action here | C — Advanced Nurse Midwife: not the appropriate nursing action here | D — Auxiliary Nutrition Mother: not the appropriate nursing action here | ⚠️ Exam Trap: Don’t confuse "Auxiliary Nurse Midwife" with "Advanced Nurse Midwife" — they look alike and are easy to interchange. | 💎 PNC Pearl: Auxiliary Nurse Midwife → ANMs provide maternal and child health services at sub-centres</w:t>
       </w:r>
     </w:p>
     <w:p>
@@ -4354,7 +4354,7 @@
     </w:p>
     <w:p>
       <w:r>
-        <w:t>Solution: Conditioned (frozen) ice packs keep vaccines cool without freezing them.</w:t>
+        <w:t>Solution: ✅ Correct Answer: A. Fully frozen (conditioned) for use | 🧠 Clinical Rationale: Conditioned (frozen) ice packs keep vaccines cool without freezing them. | ❌ Why Not Others? | B — Warm: Warmth prevents hypothermia; sterile care prevents infection. | C — Half-filled: not the appropriate nursing action here | D — Dry: Mild dehydration shows thirst; severe shows shock and altered sensorium. | ⚠️ Exam Trap: Read the exact question — the correct fact and its look-alike options are easy to interchange. | 💎 PNC Pearl: Fully frozen (conditioned) for use → Conditioned (frozen) ice packs keep vaccines cool without freezing them</w:t>
       </w:r>
     </w:p>
     <w:p>
@@ -4399,7 +4399,7 @@
     </w:p>
     <w:p>
       <w:r>
-        <w:t>Solution: RNTCP was renamed NTEP in 2020, targeting TB elimination by 2025.</w:t>
+        <w:t>Solution: ✅ Correct Answer: A. National TB Elimination Programme (NTEP) | 🧠 Clinical Rationale: RNTCP was renamed NTEP in 2020, targeting TB elimination by 2025. | ❌ Why Not Others? | B — RNTCP only: not the appropriate nursing action here | C — TBCP: not the appropriate nursing action here | D — National TB Scheme: not the appropriate nursing action here | ⚠️ Exam Trap: Read the exact question — the correct fact and its look-alike options are easy to interchange. | 💎 PNC Pearl: National TB Elimination Programme (NTEP) → RNTCP was renamed NTEP in 2020, targeting TB elimination by 2025</w:t>
       </w:r>
     </w:p>
     <w:p>
@@ -4444,7 +4444,7 @@
     </w:p>
     <w:p>
       <w:r>
-        <w:t>Solution: DOTS ensures supervised TB treatment.</w:t>
+        <w:t>Solution: ✅ Correct Answer: A. Directly Observed Treatment Short-course | 🧠 Clinical Rationale: DOTS ensures supervised TB treatment. | ❌ Why Not Others? | B — Direct Oral Therapy System: not the appropriate nursing action here | C — Daily Observed TB Schedule: not the appropriate nursing action here | D — Diagnostic Outreach Testing Service: not the appropriate nursing action here | ⚠️ Exam Trap: Read the exact question — the correct fact and its look-alike options are easy to interchange. | 💎 PNC Pearl: Directly Observed Treatment Short-course → DOTS ensures supervised TB treatment</w:t>
       </w:r>
     </w:p>
     <w:p>
@@ -4489,7 +4489,7 @@
     </w:p>
     <w:p>
       <w:r>
-        <w:t>Solution: Families under the National Food Security Act are eligible.</w:t>
+        <w:t>Solution: ✅ Correct Answer: A. All eligible families registered under NFSA | 🧠 Clinical Rationale: Families under the National Food Security Act are eligible. | ❌ Why Not Others? | B — Only government employees: not the appropriate nursing action here | C — Only farmers: not the appropriate nursing action here | D — Only children: not the appropriate nursing action here | ⚠️ Exam Trap: Read the exact question — the correct fact and its look-alike options are easy to interchange. | 💎 PNC Pearl: All eligible families registered under NFSA → Families under the National Food Security Act are eligible</w:t>
       </w:r>
     </w:p>
     <w:p>
@@ -4534,7 +4534,7 @@
     </w:p>
     <w:p>
       <w:r>
-        <w:t>Solution: Rajasthan follows the national anaemia elimination strategy.</w:t>
+        <w:t>Solution: ✅ Correct Answer: A. IFA supplementation, deworming, and dietary counselling | 🧠 Clinical Rationale: Rajasthan follows the national anaemia elimination strategy. | ❌ Why Not Others? | B — Only injections: not the appropriate nursing action here | C — Only tablets: not the appropriate nursing action here | D — Only surgery: not the appropriate nursing action here | ⚠️ Exam Trap: Read the exact question — the correct fact and its look-alike options are easy to interchange. | 💎 PNC Pearl: IFA supplementation, deworming, and dietary counselling → Rajasthan follows the national anaemia elimination strategy</w:t>
       </w:r>
     </w:p>
     <w:p>
@@ -4579,7 +4579,7 @@
     </w:p>
     <w:p>
       <w:r>
-        <w:t>Solution: NP-NCD (2010, now NP-NCD under NHM) tackles NCDs.</w:t>
+        <w:t>Solution: ✅ Correct Answer: A. Hypertension, diabetes, and common cancers | 🧠 Clinical Rationale: NP-NCD (2010, now NP-NCD under NHM) tackles NCDs. | ❌ Why Not Others? | B — Only malaria: not the appropriate nursing action here | C — Only TB: not the appropriate nursing action here | D — Only leprosy: not the appropriate nursing action here | ⚠️ Exam Trap: Read the exact question — the correct fact and its look-alike options are easy to interchange. | 💎 PNC Pearl: Hypertension, diabetes, and common cancers → NP-NCD (2010, now NP-NCD under NHM) tackles NCDs</w:t>
       </w:r>
     </w:p>
     <w:p>
@@ -4624,7 +4624,7 @@
     </w:p>
     <w:p>
       <w:r>
-        <w:t>Solution: NIDDCP promotes iodised salt to prevent goitre and cretinism.</w:t>
+        <w:t>Solution: ✅ Correct Answer: A. Use of iodised salt | 🧠 Clinical Rationale: NIDDCP promotes iodised salt to prevent goitre and cretinism. | ❌ Why Not Others? | B — Only tablets: not the appropriate nursing action here | C — Only injections: not the appropriate nursing action here | D — Only surgery: not the appropriate nursing action here | ⚠️ Exam Trap: Read the exact question — the correct fact and its look-alike options are easy to interchange. | 💎 PNC Pearl: Use of iodised salt → NIDDCP promotes iodised salt to prevent goitre and cretinism</w:t>
       </w:r>
     </w:p>
     <w:p>
@@ -4669,7 +4669,7 @@
     </w:p>
     <w:p>
       <w:r>
-        <w:t>Solution: Unmet need is the gap between reproductive intentions and contraceptive use.</w:t>
+        <w:t>Solution: ✅ Correct Answer: A. Women who want to avoid pregnancy but use no contraception | 🧠 Clinical Rationale: Unmet need is the gap between reproductive intentions and contraceptive use. | ❌ Why Not Others? | B — Women using permanent methods: not the appropriate nursing action here | C — All fertile women: not the appropriate nursing action here | D — Only adolescents: not the appropriate nursing action here | ⚠️ Exam Trap: Read the exact question — the correct fact and its look-alike options are easy to interchange. | 💎 PNC Pearl: Women who want to avoid pregnancy but use no contraception → Unmet need is the gap between reproductive intentions and contraceptive use</w:t>
       </w:r>
     </w:p>
     <w:p>
@@ -4714,7 +4714,7 @@
     </w:p>
     <w:p>
       <w:r>
-        <w:t>Solution: PMSMA offers free ANC check-ups to pregnant women on the 9th of each month.</w:t>
+        <w:t>Solution: ✅ Correct Answer: A. Antenatal check-ups on the 9th of every month | 🧠 Clinical Rationale: PMSMA offers free ANC check-ups to pregnant women on the 9th of each month. | ❌ Why Not Others? | B — Free delivery: JSSK provides free entitlements to pregnant women and sick newborns in public institutions. | C — Immunization only: not the appropriate nursing action here | D — Family planning: FP services support birth spacing and limiting. | ⚠️ Exam Trap: Read the exact question — the correct fact and its look-alike options are easy to interchange. | 💎 PNC Pearl: Antenatal check-ups on the 9th of every month → PMSMA offers free ANC check-ups to pregnant women on the 9th of each month</w:t>
       </w:r>
     </w:p>
     <w:p>
@@ -4759,7 +4759,7 @@
     </w:p>
     <w:p>
       <w:r>
-        <w:t>Solution: The Ganges river dolphin was declared the national aquatic animal in 2009.</w:t>
+        <w:t>Solution: ✅ Correct Answer: A. Ganges river dolphin | 🧠 Explanation: The Ganges river dolphin was declared the national aquatic animal in 2009. | ❌ Why Not Others? | B — Blue whale: not the correct fact here | C — Crocodile: not the correct fact here | D — Shark: not the correct fact here | ⚠️ Exam Trap: Read the exact question — the correct fact and its look-alike options are easy to interchange. | 💎 PNC GK Pearl: Ganges river dolphin → declared the national aquatic animal in 2009</w:t>
       </w:r>
     </w:p>
     <w:p>
@@ -4804,7 +4804,7 @@
     </w:p>
     <w:p>
       <w:r>
-        <w:t>Solution: With the 2023 reorganisation, Rajasthan reached 50 districts.</w:t>
+        <w:t>Solution: ✅ Correct Answer: A. 50 | 🧠 Explanation: With the 2023 reorganisation, Rajasthan reached 50 districts. | ❌ Why Not Others? | B — 45: an incorrect number | C — 38: an incorrect number | D — 55: an incorrect number | ⚠️ Exam Trap: Read the exact question — the correct fact and its look-alike options are easy to interchange. | 💎 PNC GK Pearl: 50 → With the 2023 reorganisation, Rajasthan reached districts</w:t>
       </w:r>
     </w:p>
     <w:p>
@@ -4849,7 +4849,7 @@
     </w:p>
     <w:p>
       <w:r>
-        <w:t>Solution: Mukundra Hills Tiger Reserve is in the Kota region.</w:t>
+        <w:t>Solution: ✅ Correct Answer: A. Kota (Jhalawar) | 🧠 Clinical Rationale: Mukundra Hills Tiger Reserve is in the Kota region. | ❌ Why Not Others? | B — Bikaner: The Ganga Risala was the camel cavalry of the Bikaner State. | C — Jaisalmer: Is the largest district of Rajasthan. | D — Ajmer: The Chishti silsila is centred at Ajmer. | ⚠️ Exam Trap: Read the exact question — the correct fact and its look-alike options are easy to interchange. | 💎 PNC Pearl: Kota (Jhalawar) → Mukundra Hills Tiger Reserve is in the Kota region</w:t>
       </w:r>
     </w:p>
     <w:p>
@@ -4894,7 +4894,7 @@
     </w:p>
     <w:p>
       <w:r>
-        <w:t>Solution: Bhairon Singh Shekhawat was born at Khachariawas (Sikar).</w:t>
+        <w:t>Solution: ✅ Correct Answer: A. Bhairon Singh Shekhawat | 🧠 Explanation: Bhairon Singh Shekhawat was born at Khachariawas (Sikar). | ❌ Why Not Others? | B — Meera Bai: The Meera temple marks Meera Bai's devotion. | C — Rana Pratap: not the correct fact here | D — Heera Lal Shastri: Became the first Chief Minister of Rajasthan in 1949. | ⚠️ Exam Trap: Read the exact question — the correct fact and its look-alike options are easy to interchange. | 💎 PNC GK Pearl: Bhairon Singh Shekhawat → born at Khachariawas (Sikar)</w:t>
       </w:r>
     </w:p>
     <w:p>
@@ -4939,7 +4939,7 @@
     </w:p>
     <w:p>
       <w:r>
-        <w:t>Solution: Amber (Amer) Fort is on the outskirts of Jaipur.</w:t>
+        <w:t>Solution: ✅ Correct Answer: A. Jaipur | 🧠 Clinical Rationale: Amber (Amer) Fort is on the outskirts of Jaipur. | ❌ Why Not Others? | B — Jodhpur: The Rajasthan High Court is in Jodhpur. | C — Udaipur: Is famous for its lakes. | D — Ajmer: The Chishti silsila is centred at Ajmer. | ⚠️ Exam Trap: Read the exact question — the correct fact and its look-alike options are easy to interchange. | 💎 PNC Pearl: Amber (Amer) Fort is on the outskirts of Jaipur.</w:t>
       </w:r>
     </w:p>
     <w:p>
@@ -4984,7 +4984,7 @@
     </w:p>
     <w:p>
       <w:r>
-        <w:t>Solution: Ambros and Ruvkun won for discovering microRNA.</w:t>
+        <w:t>Solution: ✅ Correct Answer: A. Victor Ambros and Gary Ruvkun (microRNA) | 📰 Why: Ambros and Ruvkun won for discovering microRNA. | ❌ Why Not Others? | B — Katalin Kariko and Drew Weissman: not the correct fact here | C — Ardem Patapoutian: not the correct fact here | D — David Julius: not the correct fact here | ⚠️ Exam Trap: Read the exact question — the correct fact and its look-alike options are easy to interchange. | 💎 PNC CA Pearl: Victor Ambros and Gary Ruvkun (microRNA) → Ambros and Ruvkun won for discovering microRNA</w:t>
       </w:r>
     </w:p>
     <w:p>
@@ -5029,7 +5029,7 @@
     </w:p>
     <w:p>
       <w:r>
-        <w:t>Solution: The Regional Rapid Transit System started on the Delhi-Meerut RRTS corridor.</w:t>
+        <w:t>Solution: ✅ Correct Answer: A. Delhi-Meerut corridor | 📰 Why: The Regional Rapid Transit System started on the Delhi-Meerut RRTS corridor. | ❌ Why Not Others? | B — Mumbai-Ahmedabad: The first Vande Bharat sleeper ran between Mumbai and Ahmedabad. | C — Chennai-Bengaluru: not the correct fact here | D — Delhi-Jaipur: not the correct fact here | ⚠️ Exam Trap: Read the exact question — the correct fact and its look-alike options are easy to interchange. | 💎 PNC CA Pearl: Delhi-Meerut corridor → The Regional Rapid Transit System started on the Delhi-Meerut RRTS corridor</w:t>
       </w:r>
     </w:p>
     <w:p>
@@ -5074,7 +5074,7 @@
     </w:p>
     <w:p>
       <w:r>
-        <w:t>Solution: The Dilwara temples were built by the ministers Vastupal and Tejpal.</w:t>
+        <w:t>Solution: ✅ Correct Answer: A. Vastupal and Tejpal (ministers) | 🧠 Explanation: The Dilwara temples were built by the ministers Vastupal and Tejpal. | ❌ Why Not Others? | B — Rana Kumbha: Built Kumbhalgarh in the 15th century. — did not build the 'Rajasthan' — | C — Jai Singh: Maharana Jai Singh built Jaisamand in the 17th century. — did not build the 'Rajasthan' — | D — Rao Jodha: Founded Jodhpur in 1459, establishing the Rathore capital. — did not build the 'Rajasthan' — | ⚠️ Exam Trap: Read the exact question — the correct fact and its look-alike options are easy to interchange. | 💎 PNC GK Pearl: Vastupal and Tejpal (ministers) built the 'Rajasthan' —</w:t>
       </w:r>
     </w:p>
     <w:p>
@@ -5119,7 +5119,7 @@
     </w:p>
     <w:p>
       <w:r>
-        <w:t>Solution: The atom is the basic unit of an element.</w:t>
+        <w:t>Solution: ✅ Correct Answer: A. Atom | 🧠 Explanation: The atom is the basic unit of an element. | ❌ Why Not Others? | B — Molecule: the unit of a different quantity | C — Compound: the unit of a different quantity | D — Proton: the unit of a different quantity | ⚠️ Exam Trap: Match each unit to its exact quantity — units of related quantities are the classic trap. | 💎 PNC GK Pearl: Atom → the basic unit of an element</w:t>
       </w:r>
     </w:p>
     <w:p>
@@ -5164,7 +5164,7 @@
     </w:p>
     <w:p>
       <w:r>
-        <w:t>Solution: The Ganga Risala was the camel cavalry of the Bikaner State.</w:t>
+        <w:t>Solution: ✅ Correct Answer: A. Bikaner | 🧠 Clinical Rationale: The Ganga Risala was the camel cavalry of the Bikaner State. | ❌ Why Not Others? | B — Jaipur: Is the capital of Rajasthan. | C — Jodhpur: The Rajasthan High Court is in Jodhpur. | D — Ajmer: The Chishti silsila is centred at Ajmer. | ⚠️ Exam Trap: Read the exact question — the correct fact and its look-alike options are easy to interchange. | 💎 PNC Pearl: Bikaner → The Ganga Risala was the camel cavalry of State</w:t>
       </w:r>
     </w:p>
     <w:p>
@@ -5209,7 +5209,7 @@
     </w:p>
     <w:p>
       <w:r>
-        <w:t>Solution: Convex lenses converge light for hypermetropia.</w:t>
+        <w:t>Solution: ✅ Correct Answer: A. Convex lens | 🧠 Explanation: Convex lenses converge light for hypermetropia. | ❌ Why Not Others? | B — Concave lens: Concave lenses diverge light for myopia. | C — Prism: not the correct fact here | D — Mirror: Rajasthani women's attire is colourful with mirror embroidery. | ⚠️ Exam Trap: Read the exact question — the correct fact and its look-alike options are easy to interchange. | 💎 PNC GK Pearl: Convex lens → Convex lenses converge light for hypermetropia</w:t>
       </w:r>
     </w:p>
     <w:p>
@@ -5254,7 +5254,7 @@
     </w:p>
     <w:p>
       <w:r>
-        <w:t>Solution: UV kills microbes and reveals security marks.</w:t>
+        <w:t>Solution: ✅ Correct Answer: A. Sterilization and detecting forged notes | 🧠 Explanation: UV kills microbes and reveals security marks. | ❌ Why Not Others? | B — Heating food: not the correct fact here | C — X-ray imaging: not the correct fact here | D — Radio broadcasts: not the correct fact here | ⚠️ Exam Trap: Read the exact question — the correct fact and its look-alike options are easy to interchange. | 💎 PNC GK Pearl: Sterilization and detecting forged notes → UV kills microbes and reveals security marks</w:t>
       </w:r>
     </w:p>
     <w:p>
@@ -5299,7 +5299,7 @@
     </w:p>
     <w:p>
       <w:r>
-        <w:t>Solution: The Saka calendar begins with Chaitra (22 March).</w:t>
+        <w:t>Solution: ✅ Correct Answer: A. Chaitra | 🧠 Explanation: The Saka calendar begins with Chaitra (22 March). | ❌ Why Not Others? | B — Vaisakha: not the correct fact here | C — Magha: not the correct fact here | D — Phalguna: not the correct fact here | ⚠️ Exam Trap: Read the exact question — the correct fact and its look-alike options are easy to interchange. | 💎 PNC GK Pearl: Chaitra → The Saka calendar begins with (22 March)</w:t>
       </w:r>
     </w:p>
     <w:p>
@@ -5344,7 +5344,7 @@
     </w:p>
     <w:p>
       <w:r>
-        <w:t>Solution: It was renamed after Dhyan Chand in 2021.</w:t>
+        <w:t>Solution: ✅ Correct Answer: A. Highest sporting honour | 📰 Why: It was renamed after Dhyan Chand in 2021. | ❌ Why Not Others? | B — Highest civilian honour: not the correct fact here | C — Literature award: not the correct fact here | D — Film award: not the correct fact here | ⚠️ Exam Trap: Don’t confuse "Highest sporting honour" with "Highest civilian honour" — they look alike and are easy to interchange. | 💎 PNC CA Pearl: Highest sporting honour → It was renamed after Dhyan Chand in 2021</w:t>
       </w:r>
     </w:p>
     <w:p>
@@ -5389,7 +5389,7 @@
     </w:p>
     <w:p>
       <w:r>
-        <w:t>Solution: The BSF's frontier battalions on the Rajasthan border train at Jodhpur.</w:t>
+        <w:t>Solution: ✅ Correct Answer: A. BSF academy, Jodhpur | 🧠 Explanation: The BSF's frontier battalions on the Rajasthan border train at Jodhpur. | ❌ Why Not Others? | B — Jaipur: Jaipur = Sawai Man Singh II | C — Ajmer: The famous Sufi shrine of Khwaja Moinuddin Chishti is in Ajmer. | D — Bikaner: MGS University is in Bikaner. | ⚠️ Exam Trap: Read the exact question — the correct fact and its look-alike options are easy to interchange. | 💎 PNC GK Pearl: BSF academy, Jodhpur → The BSF's frontier battalions on the Rajasthan border train at Jodhpur</w:t>
       </w:r>
     </w:p>
     <w:p>
@@ -5434,7 +5434,7 @@
     </w:p>
     <w:p>
       <w:r>
-        <w:t>Solution: 'Come round' means to regain consciousness.</w:t>
+        <w:t>Solution: ✅ Correct Answer: A. round | 🧠 Grammar Rule: 'Come round' means to regain consciousness. | ❌ Why Not Others? | B — over: not the correct answer here | C — up: 'Give up' means to quit. | D — down: 'Turn down' means to reject. | ⚠️ Exam Trap: Read the exact question — the correct fact and its look-alike options are easy to interchange. | 📌 Rule to Remember: round → Come ' means to regain consciousness</w:t>
       </w:r>
     </w:p>
     <w:p>
@@ -5479,7 +5479,7 @@
     </w:p>
     <w:p>
       <w:r>
-        <w:t>Solution: 'Call on' means to visit.</w:t>
+        <w:t>Solution: ✅ Correct Answer: A. on | 🧠 Grammar Rule: 'Call on' means to visit. | ❌ Why Not Others? | B — off: 'Put off' means to postpone. | C — up: 'Give up' means to quit. | D — out: 'Run out of' means to exhaust a supply. | ⚠️ Exam Trap: Read the exact question — the correct fact and its look-alike options are easy to interchange. | 📌 Rule to Remember: on → Call ' means to visit</w:t>
       </w:r>
     </w:p>
     <w:p>
@@ -5524,7 +5524,7 @@
     </w:p>
     <w:p>
       <w:r>
-        <w:t>Solution: 'अग्नि' का पर्यायवाची 'आग' है।</w:t>
+        <w:t>Solution: ✅ Correct Answer: A. आग | 🧠 Grammar Rule: 'अग्नि' का पर्यायवाची 'आग' है। | ❌ Why Not Others? | B — जल: 'पानी' का पर्यायवाची 'जल' है। | C — पृथ्वी: 'भू' का अर्थ पृथ्वी है। | D — आकाश: 'नभ' का अर्थ आकाश है। | ⚠️ Exam Trap: Read the exact question — the correct fact and its look-alike options are easy to interchange. | 📌 Rule to Remember: आग → अग्नि' का पर्यायवाची ' ' है।</w:t>
       </w:r>
     </w:p>
     <w:p>
@@ -5569,7 +5569,7 @@
     </w:p>
     <w:p>
       <w:r>
-        <w:t>Solution: 'Prefer X to Y' is the correct structure.</w:t>
+        <w:t>Solution: ✅ Correct Answer: A. to | 🧠 Grammar Rule: 'Prefer X to Y' is the correct structure. | ❌ Why Not Others? | B — than: 'No sooner...than' requires inversion. | C — from: We say 'suffer from' an illness. | D — over: not the correct answer here | ⚠️ Exam Trap: Read the exact question — the correct fact and its look-alike options are easy to interchange. | 📌 Rule to Remember: to → Prefer X Y' is the correct structure</w:t>
       </w:r>
     </w:p>
     <w:p>
@@ -5614,7 +5614,7 @@
     </w:p>
     <w:p>
       <w:r>
-        <w:t>Solution: Rivers take the definite article 'the'.</w:t>
+        <w:t>Solution: ✅ Correct Answer: A. The | 🧠 Grammar Rule: Rivers take the definite article 'the'. | ❌ Why Not Others? | B — A: 'University' begins with a 'yu' sound, so 'a'. | C — An: 'Honest' begins with a vowel sound, so 'an'. | D — No article: not the correct answer here | ⚠️ Exam Trap: Read the exact question — the correct fact and its look-alike options are easy to interchange. | 📌 Rule to Remember: The → Rivers take definite article ' '</w:t>
       </w:r>
     </w:p>
     <w:p>
@@ -5659,7 +5659,7 @@
     </w:p>
     <w:p>
       <w:r>
-        <w:t>Solution: 'Rest' is the noun.</w:t>
+        <w:t>Solution: ✅ Correct Answer: A. rest | 🧠 Grammar Rule: 'Rest' is the noun. | ❌ Why Not Others? | B — resting: not the correct answer here | C — restful: not the correct answer here | D — rested: not the correct answer here | ⚠️ Exam Trap: Don’t confuse "rest" with "resting" — they look alike and are easy to interchange. | 📌 Rule to Remember: rest → the noun</w:t>
       </w:r>
     </w:p>
     <w:p>
@@ -5704,7 +5704,7 @@
     </w:p>
     <w:p>
       <w:r>
-        <w:t>Solution: 'तरणि' का अर्थ नाव है।</w:t>
+        <w:t>Solution: ✅ Correct Answer: A. नाव | 🧠 Grammar Rule: 'तरणि' का अर्थ नाव है। | ❌ Why Not Others? | B — गाड़ी: not the correct answer here | C — विमान: not the correct answer here | D — रेल: not the correct answer here | ⚠️ Exam Trap: Read the exact question — the correct fact and its look-alike options are easy to interchange. | 📌 Rule to Remember: नाव → तरणि' का अर्थ है।</w:t>
       </w:r>
     </w:p>
     <w:p>
@@ -5749,7 +5749,7 @@
     </w:p>
     <w:p>
       <w:r>
-        <w:t>Solution: Transparent is opposite to opaque.</w:t>
+        <w:t>Solution: ✅ Correct Answer: A. Opaque | 🧠 Grammar Rule: Transparent is opposite to opaque. | ❌ Why Not Others? | B — Clear: 'Transparent' means allowing light to pass; 'clear' is its synonym. | C — Translucent: not the correct answer here | D — Visible: not the correct answer here | ⚠️ Exam Trap: Read the exact question — the correct fact and its look-alike options are easy to interchange. | 📌 Rule to Remember: Transparent is opposite to opaque.</w:t>
       </w:r>
     </w:p>
     <w:p>
@@ -5794,7 +5794,7 @@
     </w:p>
     <w:p>
       <w:r>
-        <w:t>Solution: 'जाग्रत' का विलोम 'सुप्त' है।</w:t>
+        <w:t>Solution: ✅ Correct Answer: A. सुप्त | 🧠 Grammar Rule: 'जाग्रत' का विलोम 'सुप्त' है। | ❌ Why Not Others? | B — चेतन: not the correct answer here | C — सजग: not the correct answer here | D — सावधान: इसका अर्थ है एक बार ठगे जाने पर आगे सावधान रहना। | ⚠️ Exam Trap: Read the exact question — the correct fact and its look-alike options are easy to interchange. | 📌 Rule to Remember: सुप्त → जाग्रत' का विलोम ' ' है।</w:t>
       </w:r>
     </w:p>
     <w:p>
@@ -5839,7 +5839,7 @@
     </w:p>
     <w:p>
       <w:r>
-        <w:t>Solution: 'स्व' उपसर्ग है; 'देश' मूल शब्द।</w:t>
+        <w:t>Solution: ✅ Correct Answer: A. स्व | 🧠 Grammar Rule: 'स्व' उपसर्ग है; 'देश' मूल शब्द। | ❌ Why Not Others? | B — देश: not the correct answer here | C — स: not the correct answer here | D — वदे: not the correct answer here | ⚠️ Exam Trap: Don’t confuse "स्व" with "स" — they look alike and are easy to interchange. | 📌 Rule to Remember: स्व → उपसर्ग है; 'देश' मूल शब्द।</w:t>
       </w:r>
     </w:p>
     <w:p>
@@ -5884,7 +5884,7 @@
     </w:p>
     <w:p>
       <w:r>
-        <w:t>Solution: 'Afraid of' is correct.</w:t>
+        <w:t>Solution: ✅ Correct Answer: A. of | 🧠 Grammar Rule: 'Afraid of' is correct. | ❌ Why Not Others? | B — from: We say 'suffer from' an illness. | C — with: 'Familiar with' is correct. | D — to: Certain adjectives (senior, junior, superior, inferior) take 'to'. | ⚠️ Exam Trap: Read the exact question — the correct fact and its look-alike options are easy to interchange. | 📌 Rule to Remember: of → Afraid ' is correct</w:t>
       </w:r>
     </w:p>
     <w:p>
@@ -5929,7 +5929,7 @@
     </w:p>
     <w:p>
       <w:r>
-        <w:t>Solution: 'नदी' का पर्यायवाची 'सरिता' है।</w:t>
+        <w:t>Solution: ✅ Correct Answer: A. सरिता | 🧠 Grammar Rule: 'नदी' का पर्यायवाची 'सरिता' है। | ❌ Why Not Others? | B — पर्वत: not the correct answer here | C — सागर: 'महासागर' का पर्यायवाची 'सागर' है। | D — तालाब: not the correct answer here | ⚠️ Exam Trap: Read the exact question — the correct fact and its look-alike options are easy to interchange. | 📌 Rule to Remember: सरिता → नदी' का पर्यायवाची ' ' है।</w:t>
       </w:r>
     </w:p>
     <w:p>
@@ -5974,7 +5974,7 @@
     </w:p>
     <w:p>
       <w:r>
-        <w:t>Solution: It means enduring something painful or difficult.</w:t>
+        <w:t>Solution: ✅ Correct Answer: A. To face a difficult situation bravely | 🧠 Grammar Rule: It means enduring something painful or difficult. | ❌ Why Not Others? | B — To eat fast: not the correct answer here | C — To fight: not the correct answer here | D — To complain: not the correct answer here | ⚠️ Exam Trap: Read the exact question — the correct fact and its look-alike options are easy to interchange. | 📌 Rule to Remember: To face a difficult situation bravely → It means enduring something painful or difficult</w:t>
       </w:r>
     </w:p>
     <w:p>
@@ -6019,7 +6019,7 @@
     </w:p>
     <w:p>
       <w:r>
-        <w:t>Solution: 'मौन' का विलोम 'मुखर' है।</w:t>
+        <w:t>Solution: ✅ Correct Answer: A. मुखर | 🧠 Grammar Rule: 'मौन' का विलोम 'मुखर' है। | ❌ Why Not Others? | B — शांत: 'नीरव' का अर्थ शांत या मौन है। | C — चुप: not the correct answer here | D — नीरव: not the correct answer here | ⚠️ Exam Trap: Read the exact question — the correct fact and its look-alike options are easy to interchange. | 📌 Rule to Remember: मुखर → मौन' का विलोम ' ' है।</w:t>
       </w:r>
     </w:p>
     <w:p>
@@ -6064,7 +6064,7 @@
     </w:p>
     <w:p>
       <w:r>
-        <w:t>Solution: 'रहस्य' का पर्यायवाची 'गुह्य' या 'भेद' है।</w:t>
+        <w:t>Solution: ✅ Correct Answer: A. गुह्य/भेद | 🧠 Grammar Rule: 'रहस्य' का पर्यायवाची 'गुह्य' या 'भेद' है। | ❌ Why Not Others? | B — प्रकट: not the correct answer here | C — स्पष्ट: not the correct answer here | D — सुस्पष्ट: not the correct answer here | ⚠️ Exam Trap: Read the exact question — the correct fact and its look-alike options are easy to interchange. | 📌 Rule to Remember: गुह्य/भेद → रहस्य' का पर्यायवाची 'गुह्य' या 'भेद' है।</w:t>
       </w:r>
     </w:p>
     <w:p>
@@ -6109,7 +6109,7 @@
     </w:p>
     <w:p>
       <w:r>
-        <w:t>Solution: Self-signed certs trigger warnings because no CA vouches for them.</w:t>
+        <w:t>Solution: ✅ Correct Answer: A. Signed by the owner, not a trusted CA | 🧠 Explanation: Self-signed certs trigger warnings because no CA vouches for them. | ❌ Why Not Others? | B — Always trusted: not the correct option here | C — Only for banks: not the correct option here | D — A type of virus: not the correct option here | ⚠️ Exam Trap: Read the exact question — the correct fact and its look-alike options are easy to interchange. | 💎 PNC Pearl: Signed by the owner, not a trusted CA → Self-signed certs trigger warnings because no CA vouches for them</w:t>
       </w:r>
     </w:p>
     <w:p>
@@ -6154,7 +6154,7 @@
     </w:p>
     <w:p>
       <w:r>
-        <w:t>Solution: Event Viewer helps diagnose errors and warnings.</w:t>
+        <w:t>Solution: ✅ Correct Answer: A. View system and application logs | 🧠 Explanation: Event Viewer helps diagnose errors and warnings. | ❌ Why Not Others? | B — Edit photos: not the correct option here | C — Compress files: ZIP compression reduces file size for storage/transfer. | D — Change themes: not the correct option here | ⚠️ Exam Trap: Read the exact question — the correct fact and its look-alike options are easy to interchange. | 💎 PNC Pearl: View system and application logs → Event Viewer helps diagnose errors and warnings</w:t>
       </w:r>
     </w:p>
     <w:p>
@@ -6199,7 +6199,7 @@
     </w:p>
     <w:p>
       <w:r>
-        <w:t>Solution: Read Mode reflows text for comfortable reading.</w:t>
+        <w:t>Solution: ✅ Correct Answer: A. Optimises the document for reading | 🧠 Explanation: Read Mode reflows text for comfortable reading. | ❌ Why Not Others? | B — Protects the file with a password: not the correct option here | C — Deletes comments: not the correct option here | D — Starts a slideshow: not the correct option here | ⚠️ Exam Trap: Read the exact question — the correct fact and its look-alike options are easy to interchange. | 💎 PNC Pearl: Optimises the document for reading → Read Mode reflows text for comfortable reading</w:t>
       </w:r>
     </w:p>
     <w:p>
@@ -6244,7 +6244,7 @@
     </w:p>
     <w:p>
       <w:r>
-        <w:t>Solution: USB supports storage, input, output, and charging devices.</w:t>
+        <w:t>Solution: ✅ Correct Answer: A. Connect a wide range of devices | 🧠 Explanation: USB supports storage, input, output, and charging devices. | ❌ Why Not Others? | B — Only charge phones: not the correct option here | C — Only print: not the correct option here | D — Only play audio: not the correct option here | ⚠️ Exam Trap: Read the exact question — the correct fact and its look-alike options are easy to interchange. | 💎 PNC Pearl: Connect a wide range of devices → USB supports storage, input, output, and charging devices</w:t>
       </w:r>
     </w:p>
     <w:p>
@@ -6289,7 +6289,7 @@
     </w:p>
     <w:p>
       <w:r>
-        <w:t>Solution: Compilers translate entire programs before execution.</w:t>
+        <w:t>Solution: ✅ Correct Answer: A. High-level source code into machine code at once | 🧠 Explanation: Compilers translate entire programs before execution. | ❌ Why Not Others? | B — Machine code to source: not the correct option here | C — Images to text: not the correct option here | D — Text to speech: not the correct option here | ⚠️ Exam Trap: Don’t confuse "High-level source code into machine code at once" with "Machine code to source" — they look alike and are easy to interchange. | 💎 PNC Pearl: High-level source code into machine code at once → Compilers translate entire programs before execution</w:t>
       </w:r>
     </w:p>
     <w:p>
@@ -6334,7 +6334,7 @@
     </w:p>
     <w:p>
       <w:r>
-        <w:t>Solution: Alt+Tab cycles through open windows.</w:t>
+        <w:t>Solution: ✅ Correct Answer: A. Alt + Tab | 🧠 Explanation: Alt+Tab cycles through open windows. | ❌ Why Not Others? | B — Ctrl + Tab: not the correct option here | C — Shift + Tab: not the correct option here | D — Windows + D: not the correct option here | ⚠️ Exam Trap: Read the exact question — the correct fact and its look-alike options are easy to interchange. | 💎 PNC Pearl: Alt + Tab → Alt+Tab cycles through open windows</w:t>
       </w:r>
     </w:p>
     <w:p>
@@ -6379,7 +6379,7 @@
     </w:p>
     <w:p>
       <w:r>
-        <w:t>Solution: The on-screen keyboard allows typing without hardware.</w:t>
+        <w:t>Solution: ✅ Correct Answer: A. A virtual keyboard for touch/accessibility | 🧠 Explanation: The on-screen keyboard allows typing without hardware. | ❌ Why Not Others? | B — A hardware keyboard: not the correct option here | C — A typing game: not the correct option here | D — A font: not the correct option here | ⚠️ Exam Trap: Read the exact question — the correct fact and its look-alike options are easy to interchange. | 💎 PNC Pearl: A virtual keyboard for touch/accessibility → The on-screen keyboard allows typing without hardware</w:t>
       </w:r>
     </w:p>
     <w:p>
@@ -6424,7 +6424,7 @@
     </w:p>
     <w:p>
       <w:r>
-        <w:t>Solution: Clean vents and proper cooling prevent thermal throttling.</w:t>
+        <w:t>Solution: ✅ Correct Answer: A. Blocked airflow and dust | 🧠 Explanation: Clean vents and proper cooling prevent thermal throttling. | ❌ Why Not Others? | B — Too much RAM: not the correct option here | C — Fast internet: not the correct option here | D — Large monitors: not the correct option here | ⚠️ Exam Trap: Read the exact question — the correct fact and its look-alike options are easy to interchange. | 💎 PNC Pearl: Blocked airflow and dust → Clean vents and proper cooling prevent thermal throttling</w:t>
       </w:r>
     </w:p>
     <w:p>
@@ -6469,7 +6469,7 @@
     </w:p>
     <w:p>
       <w:r>
-        <w:t>Solution: The MFT records metadata about every file on the NTFS volume.</w:t>
+        <w:t>Solution: ✅ Correct Answer: A. Master File Table | 🧠 Explanation: The MFT records metadata about every file on the NTFS volume. | ❌ Why Not Others? | B — Main File Transfer: not the correct option here | C — Modern File Type: not the correct option here | D — Manual File Tool: not the correct option here | ⚠️ Exam Trap: Read the exact question — the correct fact and its look-alike options are easy to interchange. | 💎 PNC Pearl: Master File Table → The MFT records metadata about every file on the NTFS volume</w:t>
       </w:r>
     </w:p>
     <w:p>
@@ -6514,7 +6514,7 @@
     </w:p>
     <w:p>
       <w:r>
-        <w:t>Solution: .NET supports C#, VB.NET, and other languages on Windows.</w:t>
+        <w:t>Solution: ✅ Correct Answer: A. Microsoft | 🧠 Explanation: .NET supports C#, VB.NET, and other languages on Windows. | ❌ Why Not Others? | B — Google: Gmail is Google's email service; Outlook is Microsoft's. | C — Apple: macOS runs on Apple Mac computers. | D — IBM: not the correct option here | ⚠️ Exam Trap: Read the exact question — the correct fact and its look-alike options are easy to interchange. | 💎 PNC Pearl: Microsoft → .NET supports C#, VB.NET, and other languages on Windows</w:t>
       </w:r>
     </w:p>
     <w:p>
@@ -6559,7 +6559,7 @@
     </w:p>
     <w:p>
       <w:r>
-        <w:t>Solution: Engelbart demonstrated the first mouse in 1968.</w:t>
+        <w:t>Solution: ✅ Correct Answer: A. Douglas Engelbart | 🧠 Explanation: Engelbart demonstrated the first mouse in 1968. | ❌ Why Not Others? | B — Bill Gates: not the correct option here | C — Steve Jobs: not the correct option here | D — Alan Turing: Turing proposed the test for machine intelligence in 1950. | ⚠️ Exam Trap: Read the exact question — the correct fact and its look-alike options are easy to interchange. | 💎 PNC Pearl: Douglas Engelbart → Engelbart demonstrated the first mouse in 1968</w:t>
       </w:r>
     </w:p>
     <w:p>
@@ -6604,7 +6604,7 @@
     </w:p>
     <w:p>
       <w:r>
-        <w:t>Solution: File History continuously backs up user libraries.</w:t>
+        <w:t>Solution: ✅ Correct Answer: A. Personal files to another drive | 🧠 Explanation: File History continuously backs up user libraries. | ❌ Why Not Others? | B — Only the registry: not the correct option here | C — Only drivers: not the correct option here | D — Only fonts: not the correct option here | ⚠️ Exam Trap: Read the exact question — the correct fact and its look-alike options are easy to interchange. | 💎 PNC Pearl: Personal files to another drive → File History continuously backs up user libraries</w:t>
       </w:r>
     </w:p>
     <w:p>
@@ -6649,7 +6649,7 @@
     </w:p>
     <w:p>
       <w:r>
-        <w:t>Solution: Plotters print large-format graphics and blueprints.</w:t>
+        <w:t>Solution: ✅ Correct Answer: A. Printing large technical drawings | 🧠 Explanation: Plotters print large-format graphics and blueprints. | ❌ Why Not Others? | B — Scanning photos: not the correct option here | C — Playing music: not the correct option here | D — Storing files: not the correct option here | ⚠️ Exam Trap: Read the exact question — the correct fact and its look-alike options are easy to interchange. | 💎 PNC Pearl: Printing large technical drawings → Plotters print large-format graphics and blueprints</w:t>
       </w:r>
     </w:p>
     <w:p>
@@ -6694,7 +6694,7 @@
     </w:p>
     <w:p>
       <w:r>
-        <w:t>Solution: XAI builds trust in automated decisions.</w:t>
+        <w:t>Solution: ✅ Correct Answer: A. Make AI decisions understandable to humans | 🧠 Explanation: XAI builds trust in automated decisions. | ❌ Why Not Others? | B — Hide model logic: not the correct option here | C — Speed models up: not the correct option here | D — Reduce data: not the correct option here | ⚠️ Exam Trap: Read the exact question — the correct fact and its look-alike options are easy to interchange. | 💎 PNC Pearl: Make AI decisions understandable to humans → XAI builds trust in automated decisions</w:t>
       </w:r>
     </w:p>
     <w:p>
@@ -6739,7 +6739,7 @@
     </w:p>
     <w:p>
       <w:r>
-        <w:t>Solution: Microphones capture audio input.</w:t>
+        <w:t>Solution: ✅ Correct Answer: A. Input device | 🧠 Explanation: Microphones capture audio input. | ❌ Why Not Others? | B — Output device: Output device = Printer | C — Storage device: not the correct option here | D — Processing unit: The CPU is the brain of the computer, processing instructions and data. | ⚠️ Exam Trap: Read the exact question — the correct fact and its look-alike options are easy to interchange. | 💎 PNC Pearl: Input device → Microphones capture audio input</w:t>
       </w:r>
     </w:p>
     <w:p>
